--- a/01_《三人行》全24集全流程标杆成品库/03_剧作结构、悬念节奏与视听解码/EP21_《三人行》第二十一集《当雪落下》剧作结构、悬念节奏与视听解码.docx
+++ b/01_《三人行》全24集全流程标杆成品库/03_剧作结构、悬念节奏与视听解码/EP21_《三人行》第二十一集《当雪落下》剧作结构、悬念节奏与视听解码.docx
@@ -172,19 +172,8 @@
             <w:shd w:fill="1F3864"/>
           </w:tcPr>
           <w:p>
-            <w:pPr>
-              <w:spacing w:before="40" w:after="40" w:line="312" w:lineRule="auto"/>
-              <w:jc w:val="center"/>
-            </w:pPr>
-            <w:r/>
             <w:r>
-              <w:rPr>
-                <w:rFonts w:ascii="Arial" w:hAnsi="Arial" w:eastAsia="黑体"/>
-                <w:b/>
-                <w:color w:val="FFFFFF"/>
-                <w:sz w:val="19"/>
-              </w:rPr>
-              <w:t>核心道具 / 文字意象载体</w:t>
+              <w:t>当集核心道具 / 屏幕文字 / 微镜像载体</w:t>
             </w:r>
           </w:p>
         </w:tc>
@@ -201,1618 +190,164 @@
             <w:shd w:fill="1F3864"/>
           </w:tcPr>
           <w:p>
-            <w:pPr>
-              <w:spacing w:before="40" w:after="40" w:line="312" w:lineRule="auto"/>
-              <w:jc w:val="center"/>
-            </w:pPr>
-            <w:r/>
             <w:r>
-              <w:rPr>
-                <w:rFonts w:ascii="Arial" w:hAnsi="Arial" w:eastAsia="黑体"/>
-                <w:b/>
-                <w:color w:val="FFFFFF"/>
-                <w:sz w:val="19"/>
-              </w:rPr>
               <w:t>本集物理实证、微距文字原文与跨集因果闭环解析</w:t>
             </w:r>
           </w:p>
         </w:tc>
       </w:tr>
       <w:tr>
-        <w:trPr>
-          <w:cantSplit/>
-        </w:trPr>
         <w:tc>
           <w:tcPr>
-            <w:tcW w:type="dxa" w:w="3024"/>
-            <w:vAlign w:val="center"/>
+            <w:tcW w:type="dxa" w:w="5184"/>
             <w:tcMar>
-              <w:top w:w="105" w:type="dxa"/>
-              <w:bottom w:w="105" w:type="dxa"/>
-              <w:left w:w="145" w:type="dxa"/>
-              <w:right w:w="145" w:type="dxa"/>
+              <w:top w:w="70" w:type="dxa"/>
+              <w:bottom w:w="70" w:type="dxa"/>
+              <w:left w:w="100" w:type="dxa"/>
+              <w:right w:w="100" w:type="dxa"/>
             </w:tcMar>
+            <w:shd w:fill="FFFFFF"/>
           </w:tcPr>
           <w:p>
             <w:pPr>
-              <w:spacing w:before="40" w:after="40" w:line="341" w:lineRule="auto"/>
               <w:jc w:val="left"/>
             </w:pPr>
-            <w:r/>
             <w:r>
               <w:rPr>
-                <w:rFonts w:ascii="Times New Roman" w:hAnsi="Times New Roman" w:eastAsia="宋体"/>
+                <w:rFonts w:ascii="黑体" w:hAnsi="黑体"/>
                 <w:b/>
-                <w:color w:val="191919"/>
-                <w:sz w:val="19"/>
               </w:rPr>
-              <w:t>21-1　内　2058年人生（无限）有限公司副总裁高尚办公室 — 日</w:t>
+              <w:t>假旧款粉色MP3与八中初雪操场的新雪人</w:t>
+              <w:br/>
+              <w:t>（21-5至21-11场）</w:t>
             </w:r>
           </w:p>
         </w:tc>
         <w:tc>
           <w:tcPr>
-            <w:tcW w:type="dxa" w:w="7344"/>
-            <w:vAlign w:val="center"/>
+            <w:tcW w:type="dxa" w:w="5184"/>
             <w:tcMar>
-              <w:top w:w="105" w:type="dxa"/>
-              <w:bottom w:w="105" w:type="dxa"/>
-              <w:left w:w="145" w:type="dxa"/>
-              <w:right w:w="145" w:type="dxa"/>
+              <w:top w:w="70" w:type="dxa"/>
+              <w:bottom w:w="70" w:type="dxa"/>
+              <w:left w:w="100" w:type="dxa"/>
+              <w:right w:w="100" w:type="dxa"/>
             </w:tcMar>
+            <w:shd w:fill="FFFFFF"/>
           </w:tcPr>
           <w:p>
             <w:pPr>
-              <w:spacing w:before="40" w:after="40" w:line="341" w:lineRule="auto"/>
               <w:jc w:val="left"/>
             </w:pPr>
-            <w:r/>
             <w:r>
               <w:rPr>
-                <w:rFonts w:ascii="Times New Roman" w:hAnsi="Times New Roman" w:eastAsia="宋体"/>
+                <w:rFonts w:ascii="宋体" w:hAnsi="宋体"/>
                 <w:b w:val="0"/>
-                <w:color w:val="191919"/>
-                <w:sz w:val="19"/>
               </w:rPr>
-              <w:t>【出场人物】高尚、林开颜</w:t>
-              <w:br/>
-              <w:t>【戏剧推进】片头龙标与“朝也 CHAO YE FILM”厂牌隐去。公元2058年，“人生（无限）有限公司”总部极简冷色调的副总裁办公室内，巨幅落地多屏显示器泛着幽冷蓝光。身穿黑色短袖衬衫、梳着半丸子头发髻、蓄着修剪整齐胡须的副总裁高尚（高总）端坐在流线型办公桌后；身穿黑色短袖衬衫配高腰深色牛仔裙、胸前挂着“小雪”工牌、戴着透明粗框眼镜的实习生林开颜（小雪）双手交叠，局促不安地低头站在办公桌前。 高尚冷冷地审视着眼前的下属，抬手摘下鼻梁上的细框眼镜，……</w:t>
+              <w:t>2058实习生小雪伪装成转校生“肖雪”混入高二（2）班搜集荀未来线索，却被徐图图用收下假旧款MP3暖心解围（“衣不如故，人不如新”）、请吃汉堡、午休披校服、初雪操场拉她亲手堆雪人四件暖事彻底融化内心坚冰。</w:t>
             </w:r>
           </w:p>
         </w:tc>
       </w:tr>
       <w:tr>
-        <w:trPr>
-          <w:cantSplit/>
-        </w:trPr>
         <w:tc>
           <w:tcPr>
-            <w:tcW w:type="dxa" w:w="3024"/>
-            <w:vAlign w:val="center"/>
+            <w:tcW w:type="dxa" w:w="5184"/>
             <w:tcMar>
-              <w:top w:w="105" w:type="dxa"/>
-              <w:bottom w:w="105" w:type="dxa"/>
-              <w:left w:w="145" w:type="dxa"/>
-              <w:right w:w="145" w:type="dxa"/>
+              <w:top w:w="70" w:type="dxa"/>
+              <w:bottom w:w="70" w:type="dxa"/>
+              <w:left w:w="100" w:type="dxa"/>
+              <w:right w:w="100" w:type="dxa"/>
             </w:tcMar>
-            <w:shd w:fill="F7FAFC"/>
+            <w:shd w:fill="F5F7FA"/>
           </w:tcPr>
           <w:p>
             <w:pPr>
-              <w:spacing w:before="40" w:after="40" w:line="341" w:lineRule="auto"/>
               <w:jc w:val="left"/>
             </w:pPr>
-            <w:r/>
             <w:r>
               <w:rPr>
-                <w:rFonts w:ascii="Times New Roman" w:hAnsi="Times New Roman" w:eastAsia="宋体"/>
+                <w:rFonts w:ascii="黑体" w:hAnsi="黑体"/>
                 <w:b/>
-                <w:color w:val="191919"/>
-                <w:sz w:val="19"/>
               </w:rPr>
-              <w:t>21-2　外/内　片头曲《三人行》（OP） — 日/夜</w:t>
+              <w:t>唤醒植物人赵了的初雪操场DV录像</w:t>
+              <w:br/>
+              <w:t>（21-12场）</w:t>
             </w:r>
           </w:p>
         </w:tc>
         <w:tc>
           <w:tcPr>
-            <w:tcW w:type="dxa" w:w="7344"/>
-            <w:vAlign w:val="center"/>
+            <w:tcW w:type="dxa" w:w="5184"/>
             <w:tcMar>
-              <w:top w:w="105" w:type="dxa"/>
-              <w:bottom w:w="105" w:type="dxa"/>
-              <w:left w:w="145" w:type="dxa"/>
-              <w:right w:w="145" w:type="dxa"/>
+              <w:top w:w="70" w:type="dxa"/>
+              <w:bottom w:w="70" w:type="dxa"/>
+              <w:left w:w="100" w:type="dxa"/>
+              <w:right w:w="100" w:type="dxa"/>
             </w:tcMar>
-            <w:shd w:fill="F7FAFC"/>
+            <w:shd w:fill="F5F7FA"/>
           </w:tcPr>
           <w:p>
             <w:pPr>
-              <w:spacing w:before="40" w:after="40" w:line="341" w:lineRule="auto"/>
               <w:jc w:val="left"/>
             </w:pPr>
-            <w:r/>
             <w:r>
               <w:rPr>
-                <w:rFonts w:ascii="Times New Roman" w:hAnsi="Times New Roman" w:eastAsia="宋体"/>
+                <w:rFonts w:ascii="宋体" w:hAnsi="宋体"/>
                 <w:b w:val="0"/>
-                <w:color w:val="191919"/>
-                <w:sz w:val="19"/>
               </w:rPr>
-              <w:t>【出场人物】环境/意象叙事</w:t>
-              <w:br/>
-              <w:t>【戏剧推进】片头音乐响起，、、、、等领衔主演画面在跨越时空的命运齿轮中交错闪现，定格于《三人行》片名标识。</w:t>
+              <w:t>荒村破屋里，植物人赵了看着DV屏幕上16岁徐图图在初雪中灿烂大笑的画面，眼角滑落热泪奇迹苏醒，开口第一句幽默调侃：“闹铃没响，把奥运会都睡过去了。实在有点可惜啊……吃了吗？”</w:t>
             </w:r>
           </w:p>
         </w:tc>
       </w:tr>
       <w:tr>
-        <w:trPr>
-          <w:cantSplit/>
-        </w:trPr>
         <w:tc>
           <w:tcPr>
-            <w:tcW w:type="dxa" w:w="3024"/>
-            <w:vAlign w:val="center"/>
+            <w:tcW w:type="dxa" w:w="5184"/>
             <w:tcMar>
-              <w:top w:w="105" w:type="dxa"/>
-              <w:bottom w:w="105" w:type="dxa"/>
-              <w:left w:w="145" w:type="dxa"/>
-              <w:right w:w="145" w:type="dxa"/>
+              <w:top w:w="70" w:type="dxa"/>
+              <w:bottom w:w="70" w:type="dxa"/>
+              <w:left w:w="100" w:type="dxa"/>
+              <w:right w:w="100" w:type="dxa"/>
             </w:tcMar>
+            <w:shd w:fill="FFFFFF"/>
           </w:tcPr>
           <w:p>
             <w:pPr>
-              <w:spacing w:before="40" w:after="40" w:line="341" w:lineRule="auto"/>
               <w:jc w:val="left"/>
             </w:pPr>
-            <w:r/>
             <w:r>
               <w:rPr>
-                <w:rFonts w:ascii="Times New Roman" w:hAnsi="Times New Roman" w:eastAsia="宋体"/>
+                <w:rFonts w:ascii="黑体" w:hAnsi="黑体"/>
                 <w:b/>
-                <w:color w:val="191919"/>
-                <w:sz w:val="19"/>
               </w:rPr>
-              <w:t>21-3　外/内　长林八中教学楼与高二（2）班教室·学校食堂 — 日</w:t>
+              <w:t>502室密码“000000”的电子保险箱</w:t>
+              <w:br/>
+              <w:t>（21-15场）</w:t>
             </w:r>
           </w:p>
         </w:tc>
         <w:tc>
           <w:tcPr>
-            <w:tcW w:type="dxa" w:w="7344"/>
-            <w:vAlign w:val="center"/>
+            <w:tcW w:type="dxa" w:w="5184"/>
             <w:tcMar>
-              <w:top w:w="105" w:type="dxa"/>
-              <w:bottom w:w="105" w:type="dxa"/>
-              <w:left w:w="145" w:type="dxa"/>
-              <w:right w:w="145" w:type="dxa"/>
+              <w:top w:w="70" w:type="dxa"/>
+              <w:bottom w:w="70" w:type="dxa"/>
+              <w:left w:w="100" w:type="dxa"/>
+              <w:right w:w="100" w:type="dxa"/>
             </w:tcMar>
+            <w:shd w:fill="FFFFFF"/>
           </w:tcPr>
           <w:p>
             <w:pPr>
-              <w:spacing w:before="40" w:after="40" w:line="341" w:lineRule="auto"/>
               <w:jc w:val="left"/>
             </w:pPr>
-            <w:r/>
             <w:r>
               <w:rPr>
-                <w:rFonts w:ascii="Times New Roman" w:hAnsi="Times New Roman" w:eastAsia="宋体"/>
+                <w:rFonts w:ascii="宋体" w:hAnsi="宋体"/>
                 <w:b w:val="0"/>
-                <w:color w:val="191919"/>
-                <w:sz w:val="19"/>
               </w:rPr>
-              <w:t>【出场人物】罗爱文、徐图图、赵左右、戴娟、林开颜</w:t>
-              <w:br/>
-              <w:t>【戏剧推进】公元2008年9月，新学期开学。长林市第八中学宏伟的教学楼外墙上镌刻着“养德 修业 正己 树人”八个大字，楼前高高悬挂着“新学期 新气象”的红色横幅。阳光洒在喧闹的校园里，画面浮现本集片名花字：第 21 集 当雪落下。 升入高二（2）班的教室内一片欢腾，同学们背着书包兴奋地对照黑板上的座位表寻找新座位。烫着卷发的罗爱文一屁股坐到靠窗最后一排，高举双手欢呼雀跃。 耶！最后一排，还是戴主任最懂我！</w:t>
-            </w:r>
-          </w:p>
-        </w:tc>
-      </w:tr>
-      <w:tr>
-        <w:trPr>
-          <w:cantSplit/>
-        </w:trPr>
-        <w:tc>
-          <w:tcPr>
-            <w:tcW w:type="dxa" w:w="3024"/>
-            <w:vAlign w:val="center"/>
-            <w:tcMar>
-              <w:top w:w="105" w:type="dxa"/>
-              <w:bottom w:w="105" w:type="dxa"/>
-              <w:left w:w="145" w:type="dxa"/>
-              <w:right w:w="145" w:type="dxa"/>
-            </w:tcMar>
-            <w:shd w:fill="F7FAFC"/>
-          </w:tcPr>
-          <w:p>
-            <w:pPr>
-              <w:spacing w:before="40" w:after="40" w:line="341" w:lineRule="auto"/>
-              <w:jc w:val="left"/>
-            </w:pPr>
-            <w:r/>
-            <w:r>
-              <w:rPr>
-                <w:rFonts w:ascii="Times New Roman" w:hAnsi="Times New Roman" w:eastAsia="宋体"/>
-                <w:b/>
-                <w:color w:val="191919"/>
-                <w:sz w:val="19"/>
-              </w:rPr>
-              <w:t>21-4　内　学校食堂·体育馆看台·徐图图家1449室卧室·501室门前楼梯间 — 日/夜</w:t>
-            </w:r>
-          </w:p>
-        </w:tc>
-        <w:tc>
-          <w:tcPr>
-            <w:tcW w:type="dxa" w:w="7344"/>
-            <w:vAlign w:val="center"/>
-            <w:tcMar>
-              <w:top w:w="105" w:type="dxa"/>
-              <w:bottom w:w="105" w:type="dxa"/>
-              <w:left w:w="145" w:type="dxa"/>
-              <w:right w:w="145" w:type="dxa"/>
-            </w:tcMar>
-            <w:shd w:fill="F7FAFC"/>
-          </w:tcPr>
-          <w:p>
-            <w:pPr>
-              <w:spacing w:before="40" w:after="40" w:line="341" w:lineRule="auto"/>
-              <w:jc w:val="left"/>
-            </w:pPr>
-            <w:r/>
-            <w:r>
-              <w:rPr>
-                <w:rFonts w:ascii="Times New Roman" w:hAnsi="Times New Roman" w:eastAsia="宋体"/>
-                <w:b w:val="0"/>
-                <w:color w:val="191919"/>
-                <w:sz w:val="19"/>
-              </w:rPr>
-              <w:t>【出场人物】赵左右、徐图图、舒洁、林开颜</w:t>
-              <w:br/>
-              <w:t>【戏剧推进】学校食堂另一角，小雪独自垂头丧气地扒着饭；不远处的餐桌旁，徐图图正安静地吃着青菜，赵左右端着餐盘走过来坐到她对面，关切地问了一句。 怎么坐在这儿啊？ 徐图图抬起头冲他温和一笑。</w:t>
-            </w:r>
-          </w:p>
-        </w:tc>
-      </w:tr>
-      <w:tr>
-        <w:trPr>
-          <w:cantSplit/>
-        </w:trPr>
-        <w:tc>
-          <w:tcPr>
-            <w:tcW w:type="dxa" w:w="3024"/>
-            <w:vAlign w:val="center"/>
-            <w:tcMar>
-              <w:top w:w="105" w:type="dxa"/>
-              <w:bottom w:w="105" w:type="dxa"/>
-              <w:left w:w="145" w:type="dxa"/>
-              <w:right w:w="145" w:type="dxa"/>
-            </w:tcMar>
-          </w:tcPr>
-          <w:p>
-            <w:pPr>
-              <w:spacing w:before="40" w:after="40" w:line="341" w:lineRule="auto"/>
-              <w:jc w:val="left"/>
-            </w:pPr>
-            <w:r/>
-            <w:r>
-              <w:rPr>
-                <w:rFonts w:ascii="Times New Roman" w:hAnsi="Times New Roman" w:eastAsia="宋体"/>
-                <w:b/>
-                <w:color w:val="191919"/>
-                <w:sz w:val="19"/>
-              </w:rPr>
-              <w:t>21-5　内　超市零食货架·高二（2）班教室·学校图书馆书架过道 — 日</w:t>
-            </w:r>
-          </w:p>
-        </w:tc>
-        <w:tc>
-          <w:tcPr>
-            <w:tcW w:type="dxa" w:w="7344"/>
-            <w:vAlign w:val="center"/>
-            <w:tcMar>
-              <w:top w:w="105" w:type="dxa"/>
-              <w:bottom w:w="105" w:type="dxa"/>
-              <w:left w:w="145" w:type="dxa"/>
-              <w:right w:w="145" w:type="dxa"/>
-            </w:tcMar>
-          </w:tcPr>
-          <w:p>
-            <w:pPr>
-              <w:spacing w:before="40" w:after="40" w:line="341" w:lineRule="auto"/>
-              <w:jc w:val="left"/>
-            </w:pPr>
-            <w:r/>
-            <w:r>
-              <w:rPr>
-                <w:rFonts w:ascii="Times New Roman" w:hAnsi="Times New Roman" w:eastAsia="宋体"/>
-                <w:b w:val="0"/>
-                <w:color w:val="191919"/>
-                <w:sz w:val="19"/>
-              </w:rPr>
-              <w:t>【出场人物】林开颜、任课老师、王一漫、徐图图、赵左右</w:t>
-              <w:br/>
-              <w:t>【戏剧推进】次日白天，超市零食货架旁，身穿校服的小雪忍痛掏出一张百元大钞递给收银员，将买来的一大堆辣条、果汁饮料和膨化食品使劲塞进自己的红色双肩包里。她抱起沉甸甸的书包叹了口气，肉疼地自言自语。 唉，实习没工资还得花自己的钱，公司汇率又那么坑……够有诚意了吧。 高二（2）班教室内，黑板上方写着“持志用力 渐进精思”八字班训。随着下课铃响，任课老师合上教案宣布下周一考第一单元后走出教室。</w:t>
-            </w:r>
-          </w:p>
-        </w:tc>
-      </w:tr>
-      <w:tr>
-        <w:trPr>
-          <w:cantSplit/>
-        </w:trPr>
-        <w:tc>
-          <w:tcPr>
-            <w:tcW w:type="dxa" w:w="3024"/>
-            <w:vAlign w:val="center"/>
-            <w:tcMar>
-              <w:top w:w="105" w:type="dxa"/>
-              <w:bottom w:w="105" w:type="dxa"/>
-              <w:left w:w="145" w:type="dxa"/>
-              <w:right w:w="145" w:type="dxa"/>
-            </w:tcMar>
-            <w:shd w:fill="F7FAFC"/>
-          </w:tcPr>
-          <w:p>
-            <w:pPr>
-              <w:spacing w:before="40" w:after="40" w:line="341" w:lineRule="auto"/>
-              <w:jc w:val="left"/>
-            </w:pPr>
-            <w:r/>
-            <w:r>
-              <w:rPr>
-                <w:rFonts w:ascii="Times New Roman" w:hAnsi="Times New Roman" w:eastAsia="宋体"/>
-                <w:b/>
-                <w:color w:val="191919"/>
-                <w:sz w:val="19"/>
-              </w:rPr>
-              <w:t>21-6　内　501室餐厅与玄关·赵左右卧室窗前·学校食堂与高二（2）班教室 — 夜/日</w:t>
-            </w:r>
-          </w:p>
-        </w:tc>
-        <w:tc>
-          <w:tcPr>
-            <w:tcW w:type="dxa" w:w="7344"/>
-            <w:vAlign w:val="center"/>
-            <w:tcMar>
-              <w:top w:w="105" w:type="dxa"/>
-              <w:bottom w:w="105" w:type="dxa"/>
-              <w:left w:w="145" w:type="dxa"/>
-              <w:right w:w="145" w:type="dxa"/>
-            </w:tcMar>
-            <w:shd w:fill="F7FAFC"/>
-          </w:tcPr>
-          <w:p>
-            <w:pPr>
-              <w:spacing w:before="40" w:after="40" w:line="341" w:lineRule="auto"/>
-              <w:jc w:val="left"/>
-            </w:pPr>
-            <w:r/>
-            <w:r>
-              <w:rPr>
-                <w:rFonts w:ascii="Times New Roman" w:hAnsi="Times New Roman" w:eastAsia="宋体"/>
-                <w:b w:val="0"/>
-                <w:color w:val="191919"/>
-                <w:sz w:val="19"/>
-              </w:rPr>
-              <w:t>【出场人物】赵左右、刘美奕、赵东来、林开颜、王一漫、徐图图</w:t>
-              <w:br/>
-              <w:t>【戏剧推进】夜晚，五零一室餐厅暖黄的灯光下，赵左右飞快地扒完碗里的最后几口米饭，放下碗筷起身准备回屋剪视频。 嗯，我吃好了。 母亲刘美奕体贴地嘱咐了儿子一句，赵左右应了声“嗯”便走进自己房间关上了门。</w:t>
-            </w:r>
-          </w:p>
-        </w:tc>
-      </w:tr>
-      <w:tr>
-        <w:trPr>
-          <w:cantSplit/>
-        </w:trPr>
-        <w:tc>
-          <w:tcPr>
-            <w:tcW w:type="dxa" w:w="3024"/>
-            <w:vAlign w:val="center"/>
-            <w:tcMar>
-              <w:top w:w="105" w:type="dxa"/>
-              <w:bottom w:w="105" w:type="dxa"/>
-              <w:left w:w="145" w:type="dxa"/>
-              <w:right w:w="145" w:type="dxa"/>
-            </w:tcMar>
-          </w:tcPr>
-          <w:p>
-            <w:pPr>
-              <w:spacing w:before="40" w:after="40" w:line="341" w:lineRule="auto"/>
-              <w:jc w:val="left"/>
-            </w:pPr>
-            <w:r/>
-            <w:r>
-              <w:rPr>
-                <w:rFonts w:ascii="Times New Roman" w:hAnsi="Times New Roman" w:eastAsia="宋体"/>
-                <w:b/>
-                <w:color w:val="191919"/>
-                <w:sz w:val="19"/>
-              </w:rPr>
-              <w:t>21-7　外/内　冬日长林八中覆雪操场·荒村破屋·返城SUV车内与502室安全屋 — 日</w:t>
-            </w:r>
-          </w:p>
-        </w:tc>
-        <w:tc>
-          <w:tcPr>
-            <w:tcW w:type="dxa" w:w="7344"/>
-            <w:vAlign w:val="center"/>
-            <w:tcMar>
-              <w:top w:w="105" w:type="dxa"/>
-              <w:bottom w:w="105" w:type="dxa"/>
-              <w:left w:w="145" w:type="dxa"/>
-              <w:right w:w="145" w:type="dxa"/>
-            </w:tcMar>
-          </w:tcPr>
-          <w:p>
-            <w:pPr>
-              <w:spacing w:before="40" w:after="40" w:line="341" w:lineRule="auto"/>
-              <w:jc w:val="left"/>
-            </w:pPr>
-            <w:r/>
-            <w:r>
-              <w:rPr>
-                <w:rFonts w:ascii="Times New Roman" w:hAnsi="Times New Roman" w:eastAsia="宋体"/>
-                <w:b w:val="0"/>
-                <w:color w:val="191919"/>
-                <w:sz w:val="19"/>
-              </w:rPr>
-              <w:t>【出场人物】罗爱文、王一漫、徐图图、林开颜、赵左右、赵了</w:t>
-              <w:br/>
-              <w:t>【戏剧推进】时光流转，画面浮现字幕：三个月后·冬。鹅毛大雪将长林八中的操场装点成一片银白世界。篮球架下，身穿浅蓝色毛绒大衣的徐图图与身穿棕色棉服的罗爱文正使劲滚着一个大雪球当雪人身体，身穿深色大衣的王一漫则蹲在一旁，强迫症发作似的双手捧着一颗小雪球不停揉搓。 哎，一漫，你快别再揉那个头了，快过来帮我们把这个身体堆得再大点。 王一漫头也不抬，极其执拗地盯着手里的雪球。</w:t>
-            </w:r>
-          </w:p>
-        </w:tc>
-      </w:tr>
-      <w:tr>
-        <w:trPr>
-          <w:cantSplit/>
-        </w:trPr>
-        <w:tc>
-          <w:tcPr>
-            <w:tcW w:type="dxa" w:w="3024"/>
-            <w:vAlign w:val="center"/>
-            <w:tcMar>
-              <w:top w:w="105" w:type="dxa"/>
-              <w:bottom w:w="105" w:type="dxa"/>
-              <w:left w:w="145" w:type="dxa"/>
-              <w:right w:w="145" w:type="dxa"/>
-            </w:tcMar>
-            <w:shd w:fill="F7FAFC"/>
-          </w:tcPr>
-          <w:p>
-            <w:pPr>
-              <w:spacing w:before="40" w:after="40" w:line="341" w:lineRule="auto"/>
-              <w:jc w:val="left"/>
-            </w:pPr>
-            <w:r/>
-            <w:r>
-              <w:rPr>
-                <w:rFonts w:ascii="Times New Roman" w:hAnsi="Times New Roman" w:eastAsia="宋体"/>
-                <w:b/>
-                <w:color w:val="191919"/>
-                <w:sz w:val="19"/>
-              </w:rPr>
-              <w:t>21-8　外/内　八中红砖教学楼前雪地·第八中学电车站与54路有轨电车·大巴车烧烤摊 — 日/夜</w:t>
-            </w:r>
-          </w:p>
-        </w:tc>
-        <w:tc>
-          <w:tcPr>
-            <w:tcW w:type="dxa" w:w="7344"/>
-            <w:vAlign w:val="center"/>
-            <w:tcMar>
-              <w:top w:w="105" w:type="dxa"/>
-              <w:bottom w:w="105" w:type="dxa"/>
-              <w:left w:w="145" w:type="dxa"/>
-              <w:right w:w="145" w:type="dxa"/>
-            </w:tcMar>
-            <w:shd w:fill="F7FAFC"/>
-          </w:tcPr>
-          <w:p>
-            <w:pPr>
-              <w:spacing w:before="40" w:after="40" w:line="341" w:lineRule="auto"/>
-              <w:jc w:val="left"/>
-            </w:pPr>
-            <w:r/>
-            <w:r>
-              <w:rPr>
-                <w:rFonts w:ascii="Times New Roman" w:hAnsi="Times New Roman" w:eastAsia="宋体"/>
-                <w:b w:val="0"/>
-                <w:color w:val="191919"/>
-                <w:sz w:val="19"/>
-              </w:rPr>
-              <w:t>【出场人物】赵左右、林开颜、荀未来、赵了</w:t>
-              <w:br/>
-              <w:t>【戏剧推进】雪后的长林八中红砖教学楼前广场上，身穿白色长款羽绒服、系着墨绿色针织围巾的十六岁赵左右正挥动铁锹清扫包干区的积雪；不远处，戴着黑框眼镜、身穿军绿色翻毛领工装外套的小雪也拿着一把铁锹卖力地铲着雪。赵左右停下动作，转头看了她一眼。 今天这片的卫生，应该是图图搞吧？ 小雪一边铲雪一边老实地回答。</w:t>
-            </w:r>
-          </w:p>
-        </w:tc>
-      </w:tr>
-      <w:tr>
-        <w:trPr>
-          <w:cantSplit/>
-        </w:trPr>
-        <w:tc>
-          <w:tcPr>
-            <w:tcW w:type="dxa" w:w="3024"/>
-            <w:vAlign w:val="center"/>
-            <w:tcMar>
-              <w:top w:w="105" w:type="dxa"/>
-              <w:bottom w:w="105" w:type="dxa"/>
-              <w:left w:w="145" w:type="dxa"/>
-              <w:right w:w="145" w:type="dxa"/>
-            </w:tcMar>
-          </w:tcPr>
-          <w:p>
-            <w:pPr>
-              <w:spacing w:before="40" w:after="40" w:line="341" w:lineRule="auto"/>
-              <w:jc w:val="left"/>
-            </w:pPr>
-            <w:r/>
-            <w:r>
-              <w:rPr>
-                <w:rFonts w:ascii="Times New Roman" w:hAnsi="Times New Roman" w:eastAsia="宋体"/>
-                <w:b/>
-                <w:color w:val="191919"/>
-                <w:sz w:val="19"/>
-              </w:rPr>
-              <w:t>21-9　内　学校杂物间门前·502室卧室·地下旧物仓库黄色电话亭与2058高尚办公室 — 日</w:t>
-            </w:r>
-          </w:p>
-        </w:tc>
-        <w:tc>
-          <w:tcPr>
-            <w:tcW w:type="dxa" w:w="7344"/>
-            <w:vAlign w:val="center"/>
-            <w:tcMar>
-              <w:top w:w="105" w:type="dxa"/>
-              <w:bottom w:w="105" w:type="dxa"/>
-              <w:left w:w="145" w:type="dxa"/>
-              <w:right w:w="145" w:type="dxa"/>
-            </w:tcMar>
-          </w:tcPr>
-          <w:p>
-            <w:pPr>
-              <w:spacing w:before="40" w:after="40" w:line="341" w:lineRule="auto"/>
-              <w:jc w:val="left"/>
-            </w:pPr>
-            <w:r/>
-            <w:r>
-              <w:rPr>
-                <w:rFonts w:ascii="Times New Roman" w:hAnsi="Times New Roman" w:eastAsia="宋体"/>
-                <w:b w:val="0"/>
-                <w:color w:val="191919"/>
-                <w:sz w:val="19"/>
-              </w:rPr>
-              <w:t>【出场人物】林开颜、赵左右、荀未来、赵了、高尚、门外神秘男声</w:t>
-              <w:br/>
-              <w:t>【戏剧推进】次日白天，长林八中堆满废旧课桌椅的杂物间铁栅栏门前。身穿白羽绒服内搭酒红格纹连帽卫衣的十六岁赵左右双手插兜靠门而立，按照三代人商定好的剧本，面沉似水地向小雪抛出了“赵爷爷已成植物人”的假消息！小雪惊得倒吸一口凉气。 植物人？！ 赵左右冷冷地盯着她的眼睛，把责任一推到底，仔细观察着她的微表情。</w:t>
-            </w:r>
-          </w:p>
-        </w:tc>
-      </w:tr>
-      <w:tr>
-        <w:trPr>
-          <w:cantSplit/>
-        </w:trPr>
-        <w:tc>
-          <w:tcPr>
-            <w:tcW w:type="dxa" w:w="3024"/>
-            <w:vAlign w:val="center"/>
-            <w:tcMar>
-              <w:top w:w="105" w:type="dxa"/>
-              <w:bottom w:w="105" w:type="dxa"/>
-              <w:left w:w="145" w:type="dxa"/>
-              <w:right w:w="145" w:type="dxa"/>
-            </w:tcMar>
-            <w:shd w:fill="F7FAFC"/>
-          </w:tcPr>
-          <w:p>
-            <w:pPr>
-              <w:spacing w:before="40" w:after="40" w:line="341" w:lineRule="auto"/>
-              <w:jc w:val="left"/>
-            </w:pPr>
-            <w:r/>
-            <w:r>
-              <w:rPr>
-                <w:rFonts w:ascii="Times New Roman" w:hAnsi="Times New Roman" w:eastAsia="宋体"/>
-                <w:b/>
-                <w:color w:val="191919"/>
-                <w:sz w:val="19"/>
-              </w:rPr>
-              <w:t>2058年人生（无限）有限公司高尚办公室多屏监控与工牌</w:t>
-              <w:br/>
-              <w:t>（场次：第21-1场）</w:t>
-            </w:r>
-          </w:p>
-        </w:tc>
-        <w:tc>
-          <w:tcPr>
-            <w:tcW w:type="dxa" w:w="7344"/>
-            <w:vAlign w:val="center"/>
-            <w:tcMar>
-              <w:top w:w="105" w:type="dxa"/>
-              <w:bottom w:w="105" w:type="dxa"/>
-              <w:left w:w="145" w:type="dxa"/>
-              <w:right w:w="145" w:type="dxa"/>
-            </w:tcMar>
-            <w:shd w:fill="F7FAFC"/>
-          </w:tcPr>
-          <w:p>
-            <w:pPr>
-              <w:spacing w:before="40" w:after="40" w:line="341" w:lineRule="auto"/>
-              <w:jc w:val="left"/>
-            </w:pPr>
-            <w:r/>
-            <w:r>
-              <w:rPr>
-                <w:rFonts w:ascii="Times New Roman" w:hAnsi="Times New Roman" w:eastAsia="宋体"/>
-                <w:b w:val="0"/>
-                <w:color w:val="191919"/>
-                <w:sz w:val="19"/>
-              </w:rPr>
-              <w:t>【原片微距文字与物理特征实证】高尚痛斥小雪擅自将“违规波动”篡改为“误判”，责令她停职以“出长差”为名去2008年住着向赵先生磕头赔罪，并将“碰菠萝”列入违规波动监测。</w:t>
-            </w:r>
-          </w:p>
-        </w:tc>
-      </w:tr>
-      <w:tr>
-        <w:trPr>
-          <w:cantSplit/>
-        </w:trPr>
-        <w:tc>
-          <w:tcPr>
-            <w:tcW w:type="dxa" w:w="3024"/>
-            <w:vAlign w:val="center"/>
-            <w:tcMar>
-              <w:top w:w="105" w:type="dxa"/>
-              <w:bottom w:w="105" w:type="dxa"/>
-              <w:left w:w="145" w:type="dxa"/>
-              <w:right w:w="145" w:type="dxa"/>
-            </w:tcMar>
-          </w:tcPr>
-          <w:p>
-            <w:pPr>
-              <w:spacing w:before="40" w:after="40" w:line="341" w:lineRule="auto"/>
-              <w:jc w:val="left"/>
-            </w:pPr>
-            <w:r/>
-            <w:r>
-              <w:rPr>
-                <w:rFonts w:ascii="Times New Roman" w:hAnsi="Times New Roman" w:eastAsia="宋体"/>
-                <w:b/>
-                <w:color w:val="191919"/>
-                <w:sz w:val="19"/>
-              </w:rPr>
-              <w:t>长林八中开学横幅“新学期 新气象”与片名《第21集 当雪落下》</w:t>
-              <w:br/>
-              <w:t>（场次：第21-3场）</w:t>
-            </w:r>
-          </w:p>
-        </w:tc>
-        <w:tc>
-          <w:tcPr>
-            <w:tcW w:type="dxa" w:w="7344"/>
-            <w:vAlign w:val="center"/>
-            <w:tcMar>
-              <w:top w:w="105" w:type="dxa"/>
-              <w:bottom w:w="105" w:type="dxa"/>
-              <w:left w:w="145" w:type="dxa"/>
-              <w:right w:w="145" w:type="dxa"/>
-            </w:tcMar>
-          </w:tcPr>
-          <w:p>
-            <w:pPr>
-              <w:spacing w:before="40" w:after="40" w:line="341" w:lineRule="auto"/>
-              <w:jc w:val="left"/>
-            </w:pPr>
-            <w:r/>
-            <w:r>
-              <w:rPr>
-                <w:rFonts w:ascii="Times New Roman" w:hAnsi="Times New Roman" w:eastAsia="宋体"/>
-                <w:b w:val="0"/>
-                <w:color w:val="191919"/>
-                <w:sz w:val="19"/>
-              </w:rPr>
-              <w:t>【原片微距文字与物理特征实证】2008年9月秋季开学，长林八中教学楼“养德 修业 正己 树人”校训与“新学期 新气象”红横幅下浮现本集片名花字《第21集 当雪落下》。</w:t>
-            </w:r>
-          </w:p>
-        </w:tc>
-      </w:tr>
-      <w:tr>
-        <w:trPr>
-          <w:cantSplit/>
-        </w:trPr>
-        <w:tc>
-          <w:tcPr>
-            <w:tcW w:type="dxa" w:w="3024"/>
-            <w:vAlign w:val="center"/>
-            <w:tcMar>
-              <w:top w:w="105" w:type="dxa"/>
-              <w:bottom w:w="105" w:type="dxa"/>
-              <w:left w:w="145" w:type="dxa"/>
-              <w:right w:w="145" w:type="dxa"/>
-            </w:tcMar>
-            <w:shd w:fill="F7FAFC"/>
-          </w:tcPr>
-          <w:p>
-            <w:pPr>
-              <w:spacing w:before="40" w:after="40" w:line="341" w:lineRule="auto"/>
-              <w:jc w:val="left"/>
-            </w:pPr>
-            <w:r/>
-            <w:r>
-              <w:rPr>
-                <w:rFonts w:ascii="Times New Roman" w:hAnsi="Times New Roman" w:eastAsia="宋体"/>
-                <w:b/>
-                <w:color w:val="191919"/>
-                <w:sz w:val="19"/>
-              </w:rPr>
-              <w:t>高二（2）班黑板粉笔座位表“赵左右”右侧预留新同桌空白格</w:t>
-              <w:br/>
-              <w:t>（场次：第21-3场）</w:t>
-            </w:r>
-          </w:p>
-        </w:tc>
-        <w:tc>
-          <w:tcPr>
-            <w:tcW w:type="dxa" w:w="7344"/>
-            <w:vAlign w:val="center"/>
-            <w:tcMar>
-              <w:top w:w="105" w:type="dxa"/>
-              <w:bottom w:w="105" w:type="dxa"/>
-              <w:left w:w="145" w:type="dxa"/>
-              <w:right w:w="145" w:type="dxa"/>
-            </w:tcMar>
-            <w:shd w:fill="F7FAFC"/>
-          </w:tcPr>
-          <w:p>
-            <w:pPr>
-              <w:spacing w:before="40" w:after="40" w:line="341" w:lineRule="auto"/>
-              <w:jc w:val="left"/>
-            </w:pPr>
-            <w:r/>
-            <w:r>
-              <w:rPr>
-                <w:rFonts w:ascii="Times New Roman" w:hAnsi="Times New Roman" w:eastAsia="宋体"/>
-                <w:b w:val="0"/>
-                <w:color w:val="191919"/>
-                <w:sz w:val="19"/>
-              </w:rPr>
-              <w:t>【原片微距文字与物理特征实证】升入高二（2）班后，黑板粉笔字座位表上“赵左右”右侧方格留空，教导主任戴娟随后领进伪装成转校生的小雪坐到赵左右身旁。</w:t>
-            </w:r>
-          </w:p>
-        </w:tc>
-      </w:tr>
-      <w:tr>
-        <w:trPr>
-          <w:cantSplit/>
-        </w:trPr>
-        <w:tc>
-          <w:tcPr>
-            <w:tcW w:type="dxa" w:w="3024"/>
-            <w:vAlign w:val="center"/>
-            <w:tcMar>
-              <w:top w:w="105" w:type="dxa"/>
-              <w:bottom w:w="105" w:type="dxa"/>
-              <w:left w:w="145" w:type="dxa"/>
-              <w:right w:w="145" w:type="dxa"/>
-            </w:tcMar>
-          </w:tcPr>
-          <w:p>
-            <w:pPr>
-              <w:spacing w:before="40" w:after="40" w:line="341" w:lineRule="auto"/>
-              <w:jc w:val="left"/>
-            </w:pPr>
-            <w:r/>
-            <w:r>
-              <w:rPr>
-                <w:rFonts w:ascii="Times New Roman" w:hAnsi="Times New Roman" w:eastAsia="宋体"/>
-                <w:b/>
-                <w:color w:val="191919"/>
-                <w:sz w:val="19"/>
-              </w:rPr>
-              <w:t>小雪在超市用百元大钞自掏腰包采购塞满红色双肩包的零食</w:t>
-              <w:br/>
-              <w:t>（场次：第21-5场）</w:t>
-            </w:r>
-          </w:p>
-        </w:tc>
-        <w:tc>
-          <w:tcPr>
-            <w:tcW w:type="dxa" w:w="7344"/>
-            <w:vAlign w:val="center"/>
-            <w:tcMar>
-              <w:top w:w="105" w:type="dxa"/>
-              <w:bottom w:w="105" w:type="dxa"/>
-              <w:left w:w="145" w:type="dxa"/>
-              <w:right w:w="145" w:type="dxa"/>
-            </w:tcMar>
-          </w:tcPr>
-          <w:p>
-            <w:pPr>
-              <w:spacing w:before="40" w:after="40" w:line="341" w:lineRule="auto"/>
-              <w:jc w:val="left"/>
-            </w:pPr>
-            <w:r/>
-            <w:r>
-              <w:rPr>
-                <w:rFonts w:ascii="Times New Roman" w:hAnsi="Times New Roman" w:eastAsia="宋体"/>
-                <w:b w:val="0"/>
-                <w:color w:val="191919"/>
-                <w:sz w:val="19"/>
-              </w:rPr>
-              <w:t>【原片微距文字与物理特征实证】在501室门前坦白“拿菠萝汁害赵爷爷”说漏嘴把赵左右惹毛后，小雪忍痛自掏百元大钞买了一书包辣条、饮料和膨化食品试图走同学路线。</w:t>
-            </w:r>
-          </w:p>
-        </w:tc>
-      </w:tr>
-      <w:tr>
-        <w:trPr>
-          <w:cantSplit/>
-        </w:trPr>
-        <w:tc>
-          <w:tcPr>
-            <w:tcW w:type="dxa" w:w="3024"/>
-            <w:vAlign w:val="center"/>
-            <w:tcMar>
-              <w:top w:w="105" w:type="dxa"/>
-              <w:bottom w:w="105" w:type="dxa"/>
-              <w:left w:w="145" w:type="dxa"/>
-              <w:right w:w="145" w:type="dxa"/>
-            </w:tcMar>
-            <w:shd w:fill="F7FAFC"/>
-          </w:tcPr>
-          <w:p>
-            <w:pPr>
-              <w:spacing w:before="40" w:after="40" w:line="341" w:lineRule="auto"/>
-              <w:jc w:val="left"/>
-            </w:pPr>
-            <w:r/>
-            <w:r>
-              <w:rPr>
-                <w:rFonts w:ascii="Times New Roman" w:hAnsi="Times New Roman" w:eastAsia="宋体"/>
-                <w:b/>
-                <w:color w:val="191919"/>
-                <w:sz w:val="19"/>
-              </w:rPr>
-              <w:t>高二（2）班课堂徐图图与王一漫低头看《地理Ⅱ》课本拒收零食</w:t>
-              <w:br/>
-              <w:t>（场次：第21-5场）</w:t>
-            </w:r>
-          </w:p>
-        </w:tc>
-        <w:tc>
-          <w:tcPr>
-            <w:tcW w:type="dxa" w:w="7344"/>
-            <w:vAlign w:val="center"/>
-            <w:tcMar>
-              <w:top w:w="105" w:type="dxa"/>
-              <w:bottom w:w="105" w:type="dxa"/>
-              <w:left w:w="145" w:type="dxa"/>
-              <w:right w:w="145" w:type="dxa"/>
-            </w:tcMar>
-            <w:shd w:fill="F7FAFC"/>
-          </w:tcPr>
-          <w:p>
-            <w:pPr>
-              <w:spacing w:before="40" w:after="40" w:line="341" w:lineRule="auto"/>
-              <w:jc w:val="left"/>
-            </w:pPr>
-            <w:r/>
-            <w:r>
-              <w:rPr>
-                <w:rFonts w:ascii="Times New Roman" w:hAnsi="Times New Roman" w:eastAsia="宋体"/>
-                <w:b w:val="0"/>
-                <w:color w:val="191919"/>
-                <w:sz w:val="19"/>
-              </w:rPr>
-              <w:t>【原片微距文字与物理特征实证】课间小雪拿出大把零食讨好前排的徐图图和王一漫，两人坚定站在赵左右一边（“还是相信左右吧，她肯定有问题”），低头假装对《地理Ⅱ》重点。</w:t>
-            </w:r>
-          </w:p>
-        </w:tc>
-      </w:tr>
-      <w:tr>
-        <w:trPr>
-          <w:cantSplit/>
-        </w:trPr>
-        <w:tc>
-          <w:tcPr>
-            <w:tcW w:type="dxa" w:w="3024"/>
-            <w:vAlign w:val="center"/>
-            <w:tcMar>
-              <w:top w:w="105" w:type="dxa"/>
-              <w:bottom w:w="105" w:type="dxa"/>
-              <w:left w:w="145" w:type="dxa"/>
-              <w:right w:w="145" w:type="dxa"/>
-            </w:tcMar>
-          </w:tcPr>
-          <w:p>
-            <w:pPr>
-              <w:spacing w:before="40" w:after="40" w:line="341" w:lineRule="auto"/>
-              <w:jc w:val="left"/>
-            </w:pPr>
-            <w:r/>
-            <w:r>
-              <w:rPr>
-                <w:rFonts w:ascii="Times New Roman" w:hAnsi="Times New Roman" w:eastAsia="宋体"/>
-                <w:b/>
-                <w:color w:val="191919"/>
-                <w:sz w:val="19"/>
-              </w:rPr>
-              <w:t>图书馆小雪送给徐图图的七八年前粉色复古款MP3特写</w:t>
-              <w:br/>
-              <w:t>（场次：第21-5场）</w:t>
-            </w:r>
-          </w:p>
-        </w:tc>
-        <w:tc>
-          <w:tcPr>
-            <w:tcW w:type="dxa" w:w="7344"/>
-            <w:vAlign w:val="center"/>
-            <w:tcMar>
-              <w:top w:w="105" w:type="dxa"/>
-              <w:bottom w:w="105" w:type="dxa"/>
-              <w:left w:w="145" w:type="dxa"/>
-              <w:right w:w="145" w:type="dxa"/>
-            </w:tcMar>
-          </w:tcPr>
-          <w:p>
-            <w:pPr>
-              <w:spacing w:before="40" w:after="40" w:line="341" w:lineRule="auto"/>
-              <w:jc w:val="left"/>
-            </w:pPr>
-            <w:r/>
-            <w:r>
-              <w:rPr>
-                <w:rFonts w:ascii="Times New Roman" w:hAnsi="Times New Roman" w:eastAsia="宋体"/>
-                <w:b w:val="0"/>
-                <w:color w:val="191919"/>
-                <w:sz w:val="19"/>
-              </w:rPr>
-              <w:t>【原片微距文字与物理特征实证】小雪被路边小哥忽悠买了七八年前的老款粉色MP3送给徐图图，图图识破后见她失落自责，心软以“我就爱用这个复古款”收下。</w:t>
-            </w:r>
-          </w:p>
-        </w:tc>
-      </w:tr>
-      <w:tr>
-        <w:trPr>
-          <w:cantSplit/>
-        </w:trPr>
-        <w:tc>
-          <w:tcPr>
-            <w:tcW w:type="dxa" w:w="3024"/>
-            <w:vAlign w:val="center"/>
-            <w:tcMar>
-              <w:top w:w="105" w:type="dxa"/>
-              <w:bottom w:w="105" w:type="dxa"/>
-              <w:left w:w="145" w:type="dxa"/>
-              <w:right w:w="145" w:type="dxa"/>
-            </w:tcMar>
-            <w:shd w:fill="F7FAFC"/>
-          </w:tcPr>
-          <w:p>
-            <w:pPr>
-              <w:spacing w:before="40" w:after="40" w:line="341" w:lineRule="auto"/>
-              <w:jc w:val="left"/>
-            </w:pPr>
-            <w:r/>
-            <w:r>
-              <w:rPr>
-                <w:rFonts w:ascii="Times New Roman" w:hAnsi="Times New Roman" w:eastAsia="宋体"/>
-                <w:b/>
-                <w:color w:val="191919"/>
-                <w:sz w:val="19"/>
-              </w:rPr>
-              <w:t>小雪穿“长林速递”工服送达手写“赵左右 Orz.”颜文字快递信封</w:t>
-              <w:br/>
-              <w:t>（场次：第21-6场）</w:t>
-            </w:r>
-          </w:p>
-        </w:tc>
-        <w:tc>
-          <w:tcPr>
-            <w:tcW w:type="dxa" w:w="7344"/>
-            <w:vAlign w:val="center"/>
-            <w:tcMar>
-              <w:top w:w="105" w:type="dxa"/>
-              <w:bottom w:w="105" w:type="dxa"/>
-              <w:left w:w="145" w:type="dxa"/>
-              <w:right w:w="145" w:type="dxa"/>
-            </w:tcMar>
-            <w:shd w:fill="F7FAFC"/>
-          </w:tcPr>
-          <w:p>
-            <w:pPr>
-              <w:spacing w:before="40" w:after="40" w:line="341" w:lineRule="auto"/>
-              <w:jc w:val="left"/>
-            </w:pPr>
-            <w:r/>
-            <w:r>
-              <w:rPr>
-                <w:rFonts w:ascii="Times New Roman" w:hAnsi="Times New Roman" w:eastAsia="宋体"/>
-                <w:b w:val="0"/>
-                <w:color w:val="191919"/>
-                <w:sz w:val="19"/>
-              </w:rPr>
-              <w:t>【原片微距文字与物理特征实证】小雪换上“长林速递”蓝黑工作服上门送票，赵左右看到牛皮纸信封上熟悉的“Orz.”手写颜文字，瞬间识破是小雪假冒快递员送来的。</w:t>
-            </w:r>
-          </w:p>
-        </w:tc>
-      </w:tr>
-      <w:tr>
-        <w:trPr>
-          <w:cantSplit/>
-        </w:trPr>
-        <w:tc>
-          <w:tcPr>
-            <w:tcW w:type="dxa" w:w="3024"/>
-            <w:vAlign w:val="center"/>
-            <w:tcMar>
-              <w:top w:w="105" w:type="dxa"/>
-              <w:bottom w:w="105" w:type="dxa"/>
-              <w:left w:w="145" w:type="dxa"/>
-              <w:right w:w="145" w:type="dxa"/>
-            </w:tcMar>
-          </w:tcPr>
-          <w:p>
-            <w:pPr>
-              <w:spacing w:before="40" w:after="40" w:line="341" w:lineRule="auto"/>
-              <w:jc w:val="left"/>
-            </w:pPr>
-            <w:r/>
-            <w:r>
-              <w:rPr>
-                <w:rFonts w:ascii="Times New Roman" w:hAnsi="Times New Roman" w:eastAsia="宋体"/>
-                <w:b/>
-                <w:color w:val="191919"/>
-                <w:sz w:val="19"/>
-              </w:rPr>
-              <w:t>《2008费秦「我」在心中巡回演唱会-长林站》150元门票两张</w:t>
-              <w:br/>
-              <w:t>（场次：第21-6场）</w:t>
-            </w:r>
-          </w:p>
-        </w:tc>
-        <w:tc>
-          <w:tcPr>
-            <w:tcW w:type="dxa" w:w="7344"/>
-            <w:vAlign w:val="center"/>
-            <w:tcMar>
-              <w:top w:w="105" w:type="dxa"/>
-              <w:bottom w:w="105" w:type="dxa"/>
-              <w:left w:w="145" w:type="dxa"/>
-              <w:right w:w="145" w:type="dxa"/>
-            </w:tcMar>
-          </w:tcPr>
-          <w:p>
-            <w:pPr>
-              <w:spacing w:before="40" w:after="40" w:line="341" w:lineRule="auto"/>
-              <w:jc w:val="left"/>
-            </w:pPr>
-            <w:r/>
-            <w:r>
-              <w:rPr>
-                <w:rFonts w:ascii="Times New Roman" w:hAnsi="Times New Roman" w:eastAsia="宋体"/>
-                <w:b w:val="0"/>
-                <w:color w:val="191919"/>
-                <w:sz w:val="19"/>
-              </w:rPr>
-              <w:t>【原片微距文字与物理特征实证】票面文字：2008费秦「我」在心中巡回演唱会-长林站｜长林市会展中心-1号｜2008年10月25日 19:20｜2区14排9号/10号｜票价150元。</w:t>
-            </w:r>
-          </w:p>
-        </w:tc>
-      </w:tr>
-      <w:tr>
-        <w:trPr>
-          <w:cantSplit/>
-        </w:trPr>
-        <w:tc>
-          <w:tcPr>
-            <w:tcW w:type="dxa" w:w="3024"/>
-            <w:vAlign w:val="center"/>
-            <w:tcMar>
-              <w:top w:w="105" w:type="dxa"/>
-              <w:bottom w:w="105" w:type="dxa"/>
-              <w:left w:w="145" w:type="dxa"/>
-              <w:right w:w="145" w:type="dxa"/>
-            </w:tcMar>
-            <w:shd w:fill="F7FAFC"/>
-          </w:tcPr>
-          <w:p>
-            <w:pPr>
-              <w:spacing w:before="40" w:after="40" w:line="341" w:lineRule="auto"/>
-              <w:jc w:val="left"/>
-            </w:pPr>
-            <w:r/>
-            <w:r>
-              <w:rPr>
-                <w:rFonts w:ascii="Times New Roman" w:hAnsi="Times New Roman" w:eastAsia="宋体"/>
-                <w:b/>
-                <w:color w:val="191919"/>
-                <w:sz w:val="19"/>
-              </w:rPr>
-              <w:t>徐图图将蓝白校服外套披在熟睡小雪肩上并悄悄塞回粉色MP3</w:t>
-              <w:br/>
-              <w:t>（场次：第21-6场）</w:t>
-            </w:r>
-          </w:p>
-        </w:tc>
-        <w:tc>
-          <w:tcPr>
-            <w:tcW w:type="dxa" w:w="7344"/>
-            <w:vAlign w:val="center"/>
-            <w:tcMar>
-              <w:top w:w="105" w:type="dxa"/>
-              <w:bottom w:w="105" w:type="dxa"/>
-              <w:left w:w="145" w:type="dxa"/>
-              <w:right w:w="145" w:type="dxa"/>
-            </w:tcMar>
-            <w:shd w:fill="F7FAFC"/>
-          </w:tcPr>
-          <w:p>
-            <w:pPr>
-              <w:spacing w:before="40" w:after="40" w:line="341" w:lineRule="auto"/>
-              <w:jc w:val="left"/>
-            </w:pPr>
-            <w:r/>
-            <w:r>
-              <w:rPr>
-                <w:rFonts w:ascii="Times New Roman" w:hAnsi="Times New Roman" w:eastAsia="宋体"/>
-                <w:b w:val="0"/>
-                <w:color w:val="191919"/>
-                <w:sz w:val="19"/>
-              </w:rPr>
-              <w:t>【原片微距文字与物理特征实证】午休时徐图图不仅替小雪披上自己的蓝白校服外套防寒，还将那只连着粉色耳机的复古MP3悄悄归还塞进小雪衣兜，展现纯粹善意。</w:t>
-            </w:r>
-          </w:p>
-        </w:tc>
-      </w:tr>
-      <w:tr>
-        <w:trPr>
-          <w:cantSplit/>
-        </w:trPr>
-        <w:tc>
-          <w:tcPr>
-            <w:tcW w:type="dxa" w:w="3024"/>
-            <w:vAlign w:val="center"/>
-            <w:tcMar>
-              <w:top w:w="105" w:type="dxa"/>
-              <w:bottom w:w="105" w:type="dxa"/>
-              <w:left w:w="145" w:type="dxa"/>
-              <w:right w:w="145" w:type="dxa"/>
-            </w:tcMar>
-          </w:tcPr>
-          <w:p>
-            <w:pPr>
-              <w:spacing w:before="40" w:after="40" w:line="341" w:lineRule="auto"/>
-              <w:jc w:val="left"/>
-            </w:pPr>
-            <w:r/>
-            <w:r>
-              <w:rPr>
-                <w:rFonts w:ascii="Times New Roman" w:hAnsi="Times New Roman" w:eastAsia="宋体"/>
-                <w:b/>
-                <w:color w:val="191919"/>
-                <w:sz w:val="19"/>
-              </w:rPr>
-              <w:t>“三个月后·冬”16岁赵左右手持DV机在覆雪操场拍摄伙伴堆雪人</w:t>
-              <w:br/>
-              <w:t>（场次：第21-7场）</w:t>
-            </w:r>
-          </w:p>
-        </w:tc>
-        <w:tc>
-          <w:tcPr>
-            <w:tcW w:type="dxa" w:w="7344"/>
-            <w:vAlign w:val="center"/>
-            <w:tcMar>
-              <w:top w:w="105" w:type="dxa"/>
-              <w:bottom w:w="105" w:type="dxa"/>
-              <w:left w:w="145" w:type="dxa"/>
-              <w:right w:w="145" w:type="dxa"/>
-            </w:tcMar>
-          </w:tcPr>
-          <w:p>
-            <w:pPr>
-              <w:spacing w:before="40" w:after="40" w:line="341" w:lineRule="auto"/>
-              <w:jc w:val="left"/>
-            </w:pPr>
-            <w:r/>
-            <w:r>
-              <w:rPr>
-                <w:rFonts w:ascii="Times New Roman" w:hAnsi="Times New Roman" w:eastAsia="宋体"/>
-                <w:b w:val="0"/>
-                <w:color w:val="191919"/>
-                <w:sz w:val="19"/>
-              </w:rPr>
-              <w:t>【原片微距文字与物理特征实证】三个月后冬雪降临，徐图图、王一漫、罗爱文拉着小雪一起在操场堆雪人，16岁赵左右举着DV机拍下徐图图灿烂欢笑的珍贵画面。</w:t>
-            </w:r>
-          </w:p>
-        </w:tc>
-      </w:tr>
-      <w:tr>
-        <w:trPr>
-          <w:cantSplit/>
-        </w:trPr>
-        <w:tc>
-          <w:tcPr>
-            <w:tcW w:type="dxa" w:w="3024"/>
-            <w:vAlign w:val="center"/>
-            <w:tcMar>
-              <w:top w:w="105" w:type="dxa"/>
-              <w:bottom w:w="105" w:type="dxa"/>
-              <w:left w:w="145" w:type="dxa"/>
-              <w:right w:w="145" w:type="dxa"/>
-            </w:tcMar>
-            <w:shd w:fill="F7FAFC"/>
-          </w:tcPr>
-          <w:p>
-            <w:pPr>
-              <w:spacing w:before="40" w:after="40" w:line="341" w:lineRule="auto"/>
-              <w:jc w:val="left"/>
-            </w:pPr>
-            <w:r/>
-            <w:r>
-              <w:rPr>
-                <w:rFonts w:ascii="Times New Roman" w:hAnsi="Times New Roman" w:eastAsia="宋体"/>
-                <w:b/>
-                <w:color w:val="191919"/>
-                <w:sz w:val="19"/>
-              </w:rPr>
-              <w:t>荒村破屋床头笔记本循环播放徐图图雪地DV唤醒植物人赵了</w:t>
-              <w:br/>
-              <w:t>（场次：第21-7场）</w:t>
-            </w:r>
-          </w:p>
-        </w:tc>
-        <w:tc>
-          <w:tcPr>
-            <w:tcW w:type="dxa" w:w="7344"/>
-            <w:vAlign w:val="center"/>
-            <w:tcMar>
-              <w:top w:w="105" w:type="dxa"/>
-              <w:bottom w:w="105" w:type="dxa"/>
-              <w:left w:w="145" w:type="dxa"/>
-              <w:right w:w="145" w:type="dxa"/>
-            </w:tcMar>
-            <w:shd w:fill="F7FAFC"/>
-          </w:tcPr>
-          <w:p>
-            <w:pPr>
-              <w:spacing w:before="40" w:after="40" w:line="341" w:lineRule="auto"/>
-              <w:jc w:val="left"/>
-            </w:pPr>
-            <w:r/>
-            <w:r>
-              <w:rPr>
-                <w:rFonts w:ascii="Times New Roman" w:hAnsi="Times New Roman" w:eastAsia="宋体"/>
-                <w:b w:val="0"/>
-                <w:color w:val="191919"/>
-                <w:sz w:val="19"/>
-              </w:rPr>
-              <w:t>【原片微距文字与物理特征实证】荒村破屋床头的笔记本电脑循环播放着小赵上传的徐图图雪地奔跑DV，昏迷数月的66岁赵了注视着屏幕里的爱人，眼角滑落清泪并奇迹苏醒！</w:t>
-            </w:r>
-          </w:p>
-        </w:tc>
-      </w:tr>
-      <w:tr>
-        <w:trPr>
-          <w:cantSplit/>
-        </w:trPr>
-        <w:tc>
-          <w:tcPr>
-            <w:tcW w:type="dxa" w:w="3024"/>
-            <w:vAlign w:val="center"/>
-            <w:tcMar>
-              <w:top w:w="105" w:type="dxa"/>
-              <w:bottom w:w="105" w:type="dxa"/>
-              <w:left w:w="145" w:type="dxa"/>
-              <w:right w:w="145" w:type="dxa"/>
-            </w:tcMar>
-          </w:tcPr>
-          <w:p>
-            <w:pPr>
-              <w:spacing w:before="40" w:after="40" w:line="341" w:lineRule="auto"/>
-              <w:jc w:val="left"/>
-            </w:pPr>
-            <w:r/>
-            <w:r>
-              <w:rPr>
-                <w:rFonts w:ascii="Times New Roman" w:hAnsi="Times New Roman" w:eastAsia="宋体"/>
-                <w:b/>
-                <w:color w:val="191919"/>
-                <w:sz w:val="19"/>
-              </w:rPr>
-              <w:t>502室电子保险箱输入六个零“000000”显示OPEN与两沓百元现金</w:t>
-              <w:br/>
-              <w:t>（场次：第21-7场）</w:t>
-            </w:r>
-          </w:p>
-        </w:tc>
-        <w:tc>
-          <w:tcPr>
-            <w:tcW w:type="dxa" w:w="7344"/>
-            <w:vAlign w:val="center"/>
-            <w:tcMar>
-              <w:top w:w="105" w:type="dxa"/>
-              <w:bottom w:w="105" w:type="dxa"/>
-              <w:left w:w="145" w:type="dxa"/>
-              <w:right w:w="145" w:type="dxa"/>
-            </w:tcMar>
-          </w:tcPr>
-          <w:p>
-            <w:pPr>
-              <w:spacing w:before="40" w:after="40" w:line="341" w:lineRule="auto"/>
-              <w:jc w:val="left"/>
-            </w:pPr>
-            <w:r/>
-            <w:r>
-              <w:rPr>
-                <w:rFonts w:ascii="Times New Roman" w:hAnsi="Times New Roman" w:eastAsia="宋体"/>
-                <w:b w:val="0"/>
-                <w:color w:val="191919"/>
-                <w:sz w:val="19"/>
-              </w:rPr>
-              <w:t>【原片微距文字与物理特征实证】苏醒的赵了回到502室，在电子保险箱输入六个零“000000”（人老了怕忘事，灯下黑防荀未来）显示OPEN，取出两沓百元人民币大钞。</w:t>
-            </w:r>
-          </w:p>
-        </w:tc>
-      </w:tr>
-      <w:tr>
-        <w:trPr>
-          <w:cantSplit/>
-        </w:trPr>
-        <w:tc>
-          <w:tcPr>
-            <w:tcW w:type="dxa" w:w="3024"/>
-            <w:vAlign w:val="center"/>
-            <w:tcMar>
-              <w:top w:w="105" w:type="dxa"/>
-              <w:bottom w:w="105" w:type="dxa"/>
-              <w:left w:w="145" w:type="dxa"/>
-              <w:right w:w="145" w:type="dxa"/>
-            </w:tcMar>
-            <w:shd w:fill="F7FAFC"/>
-          </w:tcPr>
-          <w:p>
-            <w:pPr>
-              <w:spacing w:before="40" w:after="40" w:line="341" w:lineRule="auto"/>
-              <w:jc w:val="left"/>
-            </w:pPr>
-            <w:r/>
-            <w:r>
-              <w:rPr>
-                <w:rFonts w:ascii="Times New Roman" w:hAnsi="Times New Roman" w:eastAsia="宋体"/>
-                <w:b/>
-                <w:color w:val="191919"/>
-                <w:sz w:val="19"/>
-              </w:rPr>
-              <w:t>八中红砖楼前赵左右与小雪持铁锹替发烧的徐图图清扫积雪</w:t>
-              <w:br/>
-              <w:t>（场次：第21-8场）</w:t>
-            </w:r>
-          </w:p>
-        </w:tc>
-        <w:tc>
-          <w:tcPr>
-            <w:tcW w:type="dxa" w:w="7344"/>
-            <w:vAlign w:val="center"/>
-            <w:tcMar>
-              <w:top w:w="105" w:type="dxa"/>
-              <w:bottom w:w="105" w:type="dxa"/>
-              <w:left w:w="145" w:type="dxa"/>
-              <w:right w:w="145" w:type="dxa"/>
-            </w:tcMar>
-            <w:shd w:fill="F7FAFC"/>
-          </w:tcPr>
-          <w:p>
-            <w:pPr>
-              <w:spacing w:before="40" w:after="40" w:line="341" w:lineRule="auto"/>
-              <w:jc w:val="left"/>
-            </w:pPr>
-            <w:r/>
-            <w:r>
-              <w:rPr>
-                <w:rFonts w:ascii="Times New Roman" w:hAnsi="Times New Roman" w:eastAsia="宋体"/>
-                <w:b w:val="0"/>
-                <w:color w:val="191919"/>
-                <w:sz w:val="19"/>
-              </w:rPr>
-              <w:t>【原片微距文字与物理特征实证】徐图图冻感冒发低烧，赵左右与小雪各自拿铁锹在教学楼前替她清扫积雪，小雪坦言自己是被流放赎罪，哪怕万分之一可能也要试试。</w:t>
-            </w:r>
-          </w:p>
-        </w:tc>
-      </w:tr>
-      <w:tr>
-        <w:trPr>
-          <w:cantSplit/>
-        </w:trPr>
-        <w:tc>
-          <w:tcPr>
-            <w:tcW w:type="dxa" w:w="3024"/>
-            <w:vAlign w:val="center"/>
-            <w:tcMar>
-              <w:top w:w="105" w:type="dxa"/>
-              <w:bottom w:w="105" w:type="dxa"/>
-              <w:left w:w="145" w:type="dxa"/>
-              <w:right w:w="145" w:type="dxa"/>
-            </w:tcMar>
-          </w:tcPr>
-          <w:p>
-            <w:pPr>
-              <w:spacing w:before="40" w:after="40" w:line="341" w:lineRule="auto"/>
-              <w:jc w:val="left"/>
-            </w:pPr>
-            <w:r/>
-            <w:r>
-              <w:rPr>
-                <w:rFonts w:ascii="Times New Roman" w:hAnsi="Times New Roman" w:eastAsia="宋体"/>
-                <w:b/>
-                <w:color w:val="191919"/>
-                <w:sz w:val="19"/>
-              </w:rPr>
-              <w:t>54路有轨电车内赵左右掏出诺基亚滑盖手机拨打“荀未来”通讯录</w:t>
-              <w:br/>
-              <w:t>（场次：第21-8场）</w:t>
-            </w:r>
-          </w:p>
-        </w:tc>
-        <w:tc>
-          <w:tcPr>
-            <w:tcW w:type="dxa" w:w="7344"/>
-            <w:vAlign w:val="center"/>
-            <w:tcMar>
-              <w:top w:w="105" w:type="dxa"/>
-              <w:bottom w:w="105" w:type="dxa"/>
-              <w:left w:w="145" w:type="dxa"/>
-              <w:right w:w="145" w:type="dxa"/>
-            </w:tcMar>
-          </w:tcPr>
-          <w:p>
-            <w:pPr>
-              <w:spacing w:before="40" w:after="40" w:line="341" w:lineRule="auto"/>
-              <w:jc w:val="left"/>
-            </w:pPr>
-            <w:r/>
-            <w:r>
-              <w:rPr>
-                <w:rFonts w:ascii="Times New Roman" w:hAnsi="Times New Roman" w:eastAsia="宋体"/>
-                <w:b w:val="0"/>
-                <w:color w:val="191919"/>
-                <w:sz w:val="19"/>
-              </w:rPr>
-              <w:t>【原片微距文字与物理特征实证】雪夜54路有轨电车上，赵左右掏出诺基亚滑盖手机（通讯录：孙悠谷/刘逢来/罗家文/荀未来）拨通荀哥电话，三代赵左右在车厢重逢相拥。</w:t>
-            </w:r>
-          </w:p>
-        </w:tc>
-      </w:tr>
-      <w:tr>
-        <w:trPr>
-          <w:cantSplit/>
-        </w:trPr>
-        <w:tc>
-          <w:tcPr>
-            <w:tcW w:type="dxa" w:w="3024"/>
-            <w:vAlign w:val="center"/>
-            <w:tcMar>
-              <w:top w:w="105" w:type="dxa"/>
-              <w:bottom w:w="105" w:type="dxa"/>
-              <w:left w:w="145" w:type="dxa"/>
-              <w:right w:w="145" w:type="dxa"/>
-            </w:tcMar>
-            <w:shd w:fill="F7FAFC"/>
-          </w:tcPr>
-          <w:p>
-            <w:pPr>
-              <w:spacing w:before="40" w:after="40" w:line="341" w:lineRule="auto"/>
-              <w:jc w:val="left"/>
-            </w:pPr>
-            <w:r/>
-            <w:r>
-              <w:rPr>
-                <w:rFonts w:ascii="Times New Roman" w:hAnsi="Times New Roman" w:eastAsia="宋体"/>
-                <w:b/>
-                <w:color w:val="191919"/>
-                <w:sz w:val="19"/>
-              </w:rPr>
-              <w:t>地下旧物仓库黄色公用电话亭内小雪插IC卡向2058高尚报喜</w:t>
-              <w:br/>
-              <w:t>（场次：第21-9场）</w:t>
-            </w:r>
-          </w:p>
-        </w:tc>
-        <w:tc>
-          <w:tcPr>
-            <w:tcW w:type="dxa" w:w="7344"/>
-            <w:vAlign w:val="center"/>
-            <w:tcMar>
-              <w:top w:w="105" w:type="dxa"/>
-              <w:bottom w:w="105" w:type="dxa"/>
-              <w:left w:w="145" w:type="dxa"/>
-              <w:right w:w="145" w:type="dxa"/>
-            </w:tcMar>
-            <w:shd w:fill="F7FAFC"/>
-          </w:tcPr>
-          <w:p>
-            <w:pPr>
-              <w:spacing w:before="40" w:after="40" w:line="341" w:lineRule="auto"/>
-              <w:jc w:val="left"/>
-            </w:pPr>
-            <w:r/>
-            <w:r>
-              <w:rPr>
-                <w:rFonts w:ascii="Times New Roman" w:hAnsi="Times New Roman" w:eastAsia="宋体"/>
-                <w:b w:val="0"/>
-                <w:color w:val="191919"/>
-                <w:sz w:val="19"/>
-              </w:rPr>
-              <w:t>【原片微距文字与物理特征实证】通过502室假扮植物人试探后，小雪跑进地下旧物仓库的黄色公用电话亭插卡向2058年高尚报喜：“我成功了，赵先生已经同意和解，准备回来了。”</w:t>
-            </w:r>
-          </w:p>
-        </w:tc>
-      </w:tr>
-      <w:tr>
-        <w:trPr>
-          <w:cantSplit/>
-        </w:trPr>
-        <w:tc>
-          <w:tcPr>
-            <w:tcW w:type="dxa" w:w="3024"/>
-            <w:vAlign w:val="center"/>
-            <w:tcMar>
-              <w:top w:w="105" w:type="dxa"/>
-              <w:bottom w:w="105" w:type="dxa"/>
-              <w:left w:w="145" w:type="dxa"/>
-              <w:right w:w="145" w:type="dxa"/>
-            </w:tcMar>
-          </w:tcPr>
-          <w:p>
-            <w:pPr>
-              <w:spacing w:before="40" w:after="40" w:line="341" w:lineRule="auto"/>
-              <w:jc w:val="left"/>
-            </w:pPr>
-            <w:r/>
-            <w:r>
-              <w:rPr>
-                <w:rFonts w:ascii="Times New Roman" w:hAnsi="Times New Roman" w:eastAsia="宋体"/>
-                <w:b/>
-                <w:color w:val="191919"/>
-                <w:sz w:val="19"/>
-              </w:rPr>
-              <w:t>2058高尚翻出绝密档案盒【LO-01M1/009｜保密实验者009号荀未来】</w:t>
-              <w:br/>
-              <w:t>（场次：第21-9场）</w:t>
-            </w:r>
-          </w:p>
-        </w:tc>
-        <w:tc>
-          <w:tcPr>
-            <w:tcW w:type="dxa" w:w="7344"/>
-            <w:vAlign w:val="center"/>
-            <w:tcMar>
-              <w:top w:w="105" w:type="dxa"/>
-              <w:bottom w:w="105" w:type="dxa"/>
-              <w:left w:w="145" w:type="dxa"/>
-              <w:right w:w="145" w:type="dxa"/>
-            </w:tcMar>
-          </w:tcPr>
-          <w:p>
-            <w:pPr>
-              <w:spacing w:before="40" w:after="40" w:line="341" w:lineRule="auto"/>
-              <w:jc w:val="left"/>
-            </w:pPr>
-            <w:r/>
-            <w:r>
-              <w:rPr>
-                <w:rFonts w:ascii="Times New Roman" w:hAnsi="Times New Roman" w:eastAsia="宋体"/>
-                <w:b w:val="0"/>
-                <w:color w:val="191919"/>
-                <w:sz w:val="19"/>
-              </w:rPr>
-              <w:t>【原片微距文字与物理特征实证】档案文字：LO-01M1/009｜保密实验者：009号｜建档人化名：荀未来｜2033/01/21（附免冠照）；高尚揭穿三人共存惊天事故，门外响起“时空管理局”敲门声！</w:t>
+              <w:t>苏醒的赵了回502室输入六个零（000000）打开荀未来试遍生日都没打开的保险箱，握住荀未来的手郑重承诺：“谢谢你啊。不会没人对你负责的。未来，关于赵左右的一切，我们三个共同面对。”</w:t>
             </w:r>
           </w:p>
         </w:tc>
@@ -4235,17 +2770,10 @@
               <w:spacing w:before="40" w:after="40" w:line="341" w:lineRule="auto"/>
               <w:jc w:val="left"/>
             </w:pPr>
-            <w:r/>
             <w:r>
-              <w:rPr>
-                <w:rFonts w:ascii="Times New Roman" w:hAnsi="Times New Roman" w:eastAsia="宋体"/>
-                <w:b/>
-                <w:color w:val="191919"/>
-                <w:sz w:val="19"/>
-              </w:rPr>
               <w:t>seg01 @ 00:55.0 (第21-1场)</w:t>
               <w:br/>
-              <w:t>（场次：赵飞雪）</w:t>
+              <w:t>（场次：）</w:t>
             </w:r>
           </w:p>
         </w:tc>
@@ -4299,17 +2827,10 @@
               <w:spacing w:before="40" w:after="40" w:line="341" w:lineRule="auto"/>
               <w:jc w:val="left"/>
             </w:pPr>
-            <w:r/>
             <w:r>
-              <w:rPr>
-                <w:rFonts w:ascii="Times New Roman" w:hAnsi="Times New Roman" w:eastAsia="宋体"/>
-                <w:b/>
-                <w:color w:val="191919"/>
-                <w:sz w:val="19"/>
-              </w:rPr>
               <w:t>seg02 @ 05:35.0 (第21-3场)</w:t>
               <w:br/>
-              <w:t>（场次：林翠）</w:t>
+              <w:t>（场次：）</w:t>
             </w:r>
           </w:p>
         </w:tc>
@@ -4363,17 +2884,10 @@
               <w:spacing w:before="40" w:after="40" w:line="341" w:lineRule="auto"/>
               <w:jc w:val="left"/>
             </w:pPr>
-            <w:r/>
             <w:r>
-              <w:rPr>
-                <w:rFonts w:ascii="Times New Roman" w:hAnsi="Times New Roman" w:eastAsia="宋体"/>
-                <w:b/>
-                <w:color w:val="191919"/>
-                <w:sz w:val="19"/>
-              </w:rPr>
               <w:t>seg02 @ 06:05.0 (第21-3场)</w:t>
               <w:br/>
-              <w:t>（场次：赵飞雪）</w:t>
+              <w:t>（场次：）</w:t>
             </w:r>
           </w:p>
         </w:tc>
@@ -4427,17 +2941,10 @@
               <w:spacing w:before="40" w:after="40" w:line="341" w:lineRule="auto"/>
               <w:jc w:val="left"/>
             </w:pPr>
-            <w:r/>
             <w:r>
-              <w:rPr>
-                <w:rFonts w:ascii="Times New Roman" w:hAnsi="Times New Roman" w:eastAsia="宋体"/>
-                <w:b/>
-                <w:color w:val="191919"/>
-                <w:sz w:val="19"/>
-              </w:rPr>
               <w:t>seg02 @ 07:30.0 (第21-3场)</w:t>
               <w:br/>
-              <w:t>（场次：谢兴阳）</w:t>
+              <w:t>（场次：）</w:t>
             </w:r>
           </w:p>
         </w:tc>
@@ -4491,17 +2998,10 @@
               <w:spacing w:before="40" w:after="40" w:line="341" w:lineRule="auto"/>
               <w:jc w:val="left"/>
             </w:pPr>
-            <w:r/>
             <w:r>
-              <w:rPr>
-                <w:rFonts w:ascii="Times New Roman" w:hAnsi="Times New Roman" w:eastAsia="宋体"/>
-                <w:b/>
-                <w:color w:val="191919"/>
-                <w:sz w:val="19"/>
-              </w:rPr>
               <w:t>seg03 @ 10:00.0 (第21-4场)</w:t>
               <w:br/>
-              <w:t>（场次：徐梦洁＆谢兴阳）</w:t>
+              <w:t>（场次：＆）</w:t>
             </w:r>
           </w:p>
         </w:tc>
@@ -4555,17 +3055,10 @@
               <w:spacing w:before="40" w:after="40" w:line="341" w:lineRule="auto"/>
               <w:jc w:val="left"/>
             </w:pPr>
-            <w:r/>
             <w:r>
-              <w:rPr>
-                <w:rFonts w:ascii="Times New Roman" w:hAnsi="Times New Roman" w:eastAsia="宋体"/>
-                <w:b/>
-                <w:color w:val="191919"/>
-                <w:sz w:val="19"/>
-              </w:rPr>
               <w:t>seg03 @ 12:00.0 (第21-4场)</w:t>
               <w:br/>
-              <w:t>（场次：陆梅芳＆徐梦洁）</w:t>
+              <w:t>（场次：＆）</w:t>
             </w:r>
           </w:p>
         </w:tc>
@@ -4619,17 +3112,10 @@
               <w:spacing w:before="40" w:after="40" w:line="341" w:lineRule="auto"/>
               <w:jc w:val="left"/>
             </w:pPr>
-            <w:r/>
             <w:r>
-              <w:rPr>
-                <w:rFonts w:ascii="Times New Roman" w:hAnsi="Times New Roman" w:eastAsia="宋体"/>
-                <w:b/>
-                <w:color w:val="191919"/>
-                <w:sz w:val="19"/>
-              </w:rPr>
               <w:t>seg04 @ 13:55.0 (第21-4场)</w:t>
               <w:br/>
-              <w:t>（场次：谢兴阳＆赵飞雪）</w:t>
+              <w:t>（场次：＆）</w:t>
             </w:r>
           </w:p>
         </w:tc>

--- a/01_《三人行》全24集全流程标杆成品库/03_剧作结构、悬念节奏与视听解码/EP21_《三人行》第二十一集《当雪落下》剧作结构、悬念节奏与视听解码.docx
+++ b/01_《三人行》全24集全流程标杆成品库/03_剧作结构、悬念节奏与视听解码/EP21_《三人行》第二十一集《当雪落下》剧作结构、悬念节奏与视听解码.docx
@@ -894,21 +894,10 @@
             </w:tcMar>
           </w:tcPr>
           <w:p>
-            <w:pPr>
-              <w:spacing w:before="40" w:after="40" w:line="341" w:lineRule="auto"/>
-              <w:jc w:val="left"/>
-            </w:pPr>
-            <w:r/>
             <w:r>
-              <w:rPr>
-                <w:rFonts w:ascii="Times New Roman" w:hAnsi="Times New Roman" w:eastAsia="宋体"/>
-                <w:b w:val="0"/>
-                <w:color w:val="191919"/>
-                <w:sz w:val="19"/>
-              </w:rPr>
               <w:t>【出场人物】高尚、林开颜（小雪）</w:t>
               <w:br/>
-              <w:t>【本场戏剧功能与导演调度任务】片头龙标与“朝也 CHAO YE FILM”厂牌隐去。公元2058年，“人生（无限）有限公司”总部极简冷色调的副总裁办公室内，巨幅落地多屏显示器泛着幽冷蓝光。身穿黑色短袖衬衫、梳着半丸子头发髻、蓄着修剪整齐胡须的副总裁高尚（高总）端坐在流线型办公桌后；身穿黑色短袖衬衫配高腰深色牛……</w:t>
+              <w:t>【本场戏剧功能与导演调度任务】【开篇立局/黄金冷开场调度】以「内　2058年人生（无限）有限公司副总裁高尚办公室 — 日」为物理容器，聚焦（高尚、林开颜（小雪））的对手戏力场，核心导演任务在于：通过生活化微动作与潜台词交锋外化角色心理位移，衔接前后场因果链条。</w:t>
               <w:br/>
               <w:t>【完整剧情推进与动作细节】片头龙标与“朝也 CHAO YE FILM”厂牌隐去。公元2058年，“人生（无限）有限公司”总部极简冷色调的副总裁办公室内，巨幅落地多屏显示器泛着幽冷蓝光。身穿黑色短袖衬衫、梳着半丸子头发髻、蓄着修剪整齐胡须的副总裁高尚（高总）端坐在流线型办公桌后；身穿黑色短袖衬衫配高腰深色牛仔裙、胸前挂着“小雪”工牌、戴着透明粗框眼镜的实习生林开颜（小雪）双手交叠，局促不安地低头站在办公桌前。 高尚冷冷地审视着眼前的下属，抬手摘下鼻梁上的细框眼镜，“啪”地一声扔在桌面上，语气凌厉如刀。 小雪缩了缩脖子，声音细若蚊呐地低头认错。 高尚猛地一拍桌面，身体前倾，严厉地呵斥她不知轻重。 小雪焦急地抬起头，摆着手替自己辩解，无意间供出了2008年协助赵了的关键人物。 高尚眉头一皱，敏锐地捕捉到了她话里的复数代词。 小雪咬了咬嘴唇，如实交代了2008年那个神秘帮手的存在。 高尚气极反笑，指着后台监控屏上被篡改的数据记录，痛斥她胆大包天的越权行为。</w:t>
               <w:br/>
@@ -1028,21 +1017,10 @@
             </w:tcMar>
           </w:tcPr>
           <w:p>
-            <w:pPr>
-              <w:spacing w:before="40" w:after="40" w:line="341" w:lineRule="auto"/>
-              <w:jc w:val="left"/>
-            </w:pPr>
-            <w:r/>
             <w:r>
-              <w:rPr>
-                <w:rFonts w:ascii="Times New Roman" w:hAnsi="Times New Roman" w:eastAsia="宋体"/>
-                <w:b w:val="0"/>
-                <w:color w:val="191919"/>
-                <w:sz w:val="19"/>
-              </w:rPr>
               <w:t>【出场人物】罗爱文、徐图图、赵左右、戴娟、林开颜（小雪）、林开颜（小雪）（内心独白）</w:t>
               <w:br/>
-              <w:t>【本场戏剧功能与导演调度任务】公元2008年9月，新学期开学。长林市第八中学宏伟的教学楼外墙上镌刻着“养德 修业 正己 树人”八个大字，楼前高高悬挂着“新学期 新气象”的红色横幅。阳光洒在喧闹的校园里，画面浮现本集片名花字：第 21 集 当雪落下。 升入高二（2）班的教室内一片欢腾，同学们背着书包兴奋地对照黑……</w:t>
+              <w:t>【本场戏剧功能与导演调度任务】【中点转折与矛盾升级调度】以「外/内　长林八中教学楼与高二（2）班教室·学校食堂 — 日」为物理容器，聚焦（罗爱文、徐图图、赵左右、戴娟、林开颜（小雪）、林开颜（小雪）（内心独白））的对手戏力场，核心导演任务在于：利用跨时空媒介错位与同源生理本能推进身份掉马与主体性宣战。</w:t>
               <w:br/>
               <w:t>【完整剧情推进与动作细节】公元2008年9月，新学期开学。长林市第八中学宏伟的教学楼外墙上镌刻着“养德 修业 正己 树人”八个大字，楼前高高悬挂着“新学期 新气象”的红色横幅。阳光洒在喧闹的校园里，画面浮现本集片名花字：第 21 集 当雪落下。 升入高二（2）班的教室内一片欢腾，同学们背着书包兴奋地对照黑板上的座位表寻找新座位。烫着卷发的罗爱文一屁股坐到靠窗最后一排，高举双手欢呼雀跃。 过道另一侧，身穿蓝白相间八中校服的徐图图与王一漫并肩坐到一起，徐图图开心地挽住王一漫的胳膊。 镜头推向黑板上的粉笔字座位表——只见“赵左右”三个字的右侧方格竟然是一片空白。身穿蓝白校服外套、内搭白领墨绿毛衣的十六岁赵左右站在过道里，满脸疑惑地挠了挠头，转头问前排的徐图图。 徐图图仰起脸摇了摇头，同样一头雾水。 就在这时，身穿浅驼色针织开衫、戴着细框眼镜的教导主任兼班主任戴娟（戴主任）手拿保温杯与讲义夹走进教室，曲起手指敲了敲讲台桌面整顿纪律。 台下顿时安静下来。戴娟推了推眼镜，话锋一转提到了新同学，徐图图眼睛一亮，连忙回头悄声提醒赵左右。 赵左右皱起眉头，心里隐隐升起一丝异样。</w:t>
               <w:br/>
@@ -1097,21 +1075,10 @@
             <w:shd w:fill="F7FAFC"/>
           </w:tcPr>
           <w:p>
-            <w:pPr>
-              <w:spacing w:before="40" w:after="40" w:line="341" w:lineRule="auto"/>
-              <w:jc w:val="left"/>
-            </w:pPr>
-            <w:r/>
             <w:r>
-              <w:rPr>
-                <w:rFonts w:ascii="Times New Roman" w:hAnsi="Times New Roman" w:eastAsia="宋体"/>
-                <w:b w:val="0"/>
-                <w:color w:val="191919"/>
-                <w:sz w:val="19"/>
-              </w:rPr>
               <w:t>【出场人物】赵左右、徐图图、舒洁、林开颜（小雪）</w:t>
               <w:br/>
-              <w:t>【本场戏剧功能与导演调度任务】学校食堂另一角，小雪独自垂头丧气地扒着饭；不远处的餐桌旁，徐图图正安静地吃着青菜，赵左右端着餐盘走过来坐到她对面，关切地问了一句。 徐图图抬起头冲他温和一笑。</w:t>
+              <w:t>【本场戏剧功能与导演调度任务】【中点转折与矛盾升级调度】以「内　学校食堂·体育馆看台·徐图图家1449室卧室·501室门前楼梯间 — 日/夜」为物理容器，聚焦（赵左右、徐图图、舒洁、林开颜（小雪））的对手戏力场，核心导演任务在于：通过生活化微动作与潜台词交锋外化角色心理位移，衔接前后场因果链条。</w:t>
               <w:br/>
               <w:t>【完整剧情推进与动作细节】学校食堂另一角，小雪独自垂头丧气地扒着饭；不远处的餐桌旁，徐图图正安静地吃着青菜，赵左右端着餐盘走过来坐到她对面，关切地问了一句。 徐图图抬起头冲他温和一笑。 傍晚夕阳西沉，暮色笼罩长林八中校园。夜幕降临后，空旷安静的学校体育馆内，十六岁的赵左右与徐图图穿着蓝白校服并肩坐在木制看台长凳上，手里各握着一瓶玻璃瓶装汽水。徐图图转过头，认真地望向身旁的少年。 赵左右仰头喝了一口汽水，眼神亮晶晶地点了点头，语气里满是憧憬与笃定。 徐图图双手捧着汽水瓶，替他分析起未来的大学方向。 赵左右心跳微微加速，转过头目不转睛地看着徐图图的侧脸，小心翼翼地反问她。 徐图图嘴角扬起清甜的梨涡，想起了寒假里遇到的那位来自2033年的“大舒图阿姨”，眼神温柔地望向远方。 听到徐图图也想去北京，赵左右眼底绽放出掩饰不住的喜悦光芒，灿烂地笑了起来。</w:t>
               <w:br/>
@@ -1164,21 +1131,10 @@
             </w:tcMar>
           </w:tcPr>
           <w:p>
-            <w:pPr>
-              <w:spacing w:before="40" w:after="40" w:line="341" w:lineRule="auto"/>
-              <w:jc w:val="left"/>
-            </w:pPr>
-            <w:r/>
             <w:r>
-              <w:rPr>
-                <w:rFonts w:ascii="Times New Roman" w:hAnsi="Times New Roman" w:eastAsia="宋体"/>
-                <w:b w:val="0"/>
-                <w:color w:val="191919"/>
-                <w:sz w:val="19"/>
-              </w:rPr>
               <w:t>【出场人物】林开颜（小雪）（内心独白）、任课老师、林开颜（小雪）、王一漫、徐图图、赵左右</w:t>
               <w:br/>
-              <w:t>【本场戏剧功能与导演调度任务】次日白天，超市零食货架旁，身穿校服的小雪忍痛掏出一张百元大钞递给收银员，将买来的一大堆辣条、果汁饮料和膨化食品使劲塞进自己的红色双肩包里。她抱起沉甸甸的书包叹了口气，肉疼地自言自语。 高二（2）班教室内，黑板上方写着“持志用力 渐进精思”八字班训。随着下课铃响，任课老师合上教案宣……</w:t>
+              <w:t>【本场戏剧功能与导演调度任务】【中点转折与矛盾升级调度】以「内　超市零食货架·高二（2）班教室·学校图书馆书架过道 — 日」为物理容器，聚焦（林开颜（小雪）（内心独白）、任课老师、林开颜（小雪）、王一漫、徐图图、赵左右）的对手戏力场，核心导演任务在于：通过生活化微动作与潜台词交锋外化角色心理位移，衔接前后场因果链条。</w:t>
               <w:br/>
               <w:t>【完整剧情推进与动作细节】次日白天，超市零食货架旁，身穿校服的小雪忍痛掏出一张百元大钞递给收银员，将买来的一大堆辣条、果汁饮料和膨化食品使劲塞进自己的红色双肩包里。她抱起沉甸甸的书包叹了口气，肉疼地自言自语。 高二（2）班教室内，黑板上方写着“持志用力 渐进精思”八字班训。随着下课铃响，任课老师合上教案宣布下周一考第一单元后走出教室。 老师前脚刚走，换上红格衬衫内搭的小雪立刻拉开红色书包，抱出一大堆零食满脸堆笑地凑到前排徐图图和王一漫桌前示好。 然而徐图图与王一漫全都冷着脸低头盯着桌上的《地理Ⅱ》课本，完全当她是空气，互相指着课本假装对重点。 徐图图也一本正经地点头附和。 讨了个没趣的小雪尴尬地转过身，将手里的零食递向后排贪吃的罗爱文。 罗爱文眼睛一亮刚想伸手去接，恰巧从前门走进教室的赵左右冷冷地瞪了他一眼并微微摇头示意。罗爱文瞬间缩回手，连连摆手拒绝！小雪只得灰溜溜地把零食塞回书包。前排的徐图图有些于心不忍，湊到王一漫耳边小声嘀咕。 王一漫瞥了一眼后排的小雪，语气坚定地提醒徐图图。</w:t>
               <w:br/>
@@ -1233,21 +1189,10 @@
             <w:shd w:fill="F7FAFC"/>
           </w:tcPr>
           <w:p>
-            <w:pPr>
-              <w:spacing w:before="40" w:after="40" w:line="341" w:lineRule="auto"/>
-              <w:jc w:val="left"/>
-            </w:pPr>
-            <w:r/>
             <w:r>
-              <w:rPr>
-                <w:rFonts w:ascii="Times New Roman" w:hAnsi="Times New Roman" w:eastAsia="宋体"/>
-                <w:b w:val="0"/>
-                <w:color w:val="191919"/>
-                <w:sz w:val="19"/>
-              </w:rPr>
               <w:t>【出场人物】赵左右、刘美奕、赵东来、林开颜（小雪）、林开颜（小雪）（内心独白）、王一漫、徐图图、罗爱文、赵左右（内心独白）</w:t>
               <w:br/>
-              <w:t>【本场戏剧功能与导演调度任务】夜晚，五零一室餐厅暖黄的灯光下，赵左右飞快地扒完碗里的最后几口米饭，放下碗筷起身准备回屋剪视频。 母亲刘美奕体贴地嘱咐了儿子一句，赵左右应了声“嗯”便走进自己房间关上了门。</w:t>
+              <w:t>【本场戏剧功能与导演调度任务】【中点转折与矛盾升级调度】以「内　501室餐厅与玄关·赵左右卧室窗前·学校食堂与高二（2）班教室 — 夜/日」为物理容器，聚焦（赵左右、刘美奕、赵东来、林开颜（小雪）、林开颜（小雪）（内心独白）、王一漫、徐图图、罗爱文、赵左右（内心独白））的对手戏力场，核心导演任务在于：深化中国式原生家庭“刀子嘴与避风港”的代际情感共振。</w:t>
               <w:br/>
               <w:t>【完整剧情推进与动作细节】夜晚，五零一室餐厅暖黄的灯光下，赵左右飞快地扒完碗里的最后几口米饭，放下碗筷起身准备回屋剪视频。 母亲刘美奕体贴地嘱咐了儿子一句，赵左右应了声“嗯”便走进自己房间关上了门。 父亲赵东来夹了一筷子菜，乐呵呵地调侃起如今当上“黍豆网红人”的宝贝儿子。 刘美奕放下筷子，有些不确定地望向丈夫。 赵东来端起茶杯喝了一口，像模像样地按儿子的“历史规律”分析起来。 刘美奕笑着点了点头：“嗯，再观察观察。”就在这时，玄关门外突然响起清脆的敲门声，刘美奕连忙起身一边应声一边走向门口：“来啦！来啦来啦！” 房门打开，只见小雪竟然换上了一身蓝黑配色的“长林速递”工作服，怀里抱着签收板，一本正经地递上一封牛皮纸快件！ 刘美奕疑惑地接过信封拆开，从里面抽出了两张印制精美的绿色门票——票面上赫然印着【2008费秦「我」在心中巡回演唱会-长林站｜场馆：长林市会展中心-1号｜时间：2008年10月25日 19:20｜票价：150元】！刘美奕惊喜得捂住了嘴。</w:t>
               <w:br/>
@@ -1300,21 +1245,10 @@
             </w:tcMar>
           </w:tcPr>
           <w:p>
-            <w:pPr>
-              <w:spacing w:before="40" w:after="40" w:line="341" w:lineRule="auto"/>
-              <w:jc w:val="left"/>
-            </w:pPr>
-            <w:r/>
             <w:r>
-              <w:rPr>
-                <w:rFonts w:ascii="Times New Roman" w:hAnsi="Times New Roman" w:eastAsia="宋体"/>
-                <w:b w:val="0"/>
-                <w:color w:val="191919"/>
-                <w:sz w:val="19"/>
-              </w:rPr>
               <w:t>【出场人物】罗爱文、王一漫、徐图图、林开颜（小雪）、赵左右、赵了、荀未来</w:t>
               <w:br/>
-              <w:t>【本场戏剧功能与导演调度任务】时光流转，画面浮现字幕：三个月后·冬。鹅毛大雪将长林八中的操场装点成一片银白世界。篮球架下，身穿浅蓝色毛绒大衣的徐图图与身穿棕色棉服的罗爱文正使劲滚着一个大雪球当雪人身体，身穿深色大衣的王一漫则蹲在一旁，强迫症发作似的双手捧着一颗小雪球不停揉搓。 王一漫头也不抬，极其执拗地盯着手……</w:t>
+              <w:t>【本场戏剧功能与导演调度任务】【叙事推进与人物关系博弈调度】以「外/内　冬日长林八中覆雪操场·荒村破屋·返城SUV车内与502室安全屋 — 日」为物理容器，聚焦（罗爱文、王一漫、徐图图、林开颜（小雪）、赵左右、赵了、荀未来）的对手戏力场，核心导演任务在于：强化“雪人”核心精神图腾与宿命微镜像呼应。</w:t>
               <w:br/>
               <w:t>【完整剧情推进与动作细节】时光流转，画面浮现字幕：三个月后·冬。鹅毛大雪将长林八中的操场装点成一片银白世界。篮球架下，身穿浅蓝色毛绒大衣的徐图图与身穿棕色棉服的罗爱文正使劲滚着一个大雪球当雪人身体，身穿深色大衣的王一漫则蹲在一旁，强迫症发作似的双手捧着一颗小雪球不停揉搓。 王一漫头也不抬，极其执拗地盯着手里的雪球。 罗爱文冻得双手通红，龇牙咧嘴地甩着手向徐图图告饶。 徐图图嫌弃地推了他一把（“哎呀，真没用，一边待着吧，我来”），一抬头，瞥见身穿军绿色羊羔毛领棉服的小雪正躲在不远处的树后羡慕地偷看他们。徐图图立刻高高挥起戴着白手套的手，热情洋溢地招呼她！ 小雪愣了一下，指了指自己，在徐图图连声催促和罗爱文“慢点别摔着”的叮嘱中，踩着积雪小跑过来，却有些拘谨地不敢下手。 徐图图拉过小雪的手按在雪人肚子上，手把手地教她拍雪塑形，笑容比冬日暖阳还要明媚。 冰凉的雪花沾在掌心，小雪笨拙地拍打着雪人，镜片后的眼睛渐渐弯成了月牙。 这时，王一漫双手托起那颗被打磨得光滑无比的雪球头，献宝似地举到三人面前。</w:t>
               <w:br/>
@@ -1369,21 +1303,10 @@
             <w:shd w:fill="F7FAFC"/>
           </w:tcPr>
           <w:p>
-            <w:pPr>
-              <w:spacing w:before="40" w:after="40" w:line="341" w:lineRule="auto"/>
-              <w:jc w:val="left"/>
-            </w:pPr>
-            <w:r/>
             <w:r>
-              <w:rPr>
-                <w:rFonts w:ascii="Times New Roman" w:hAnsi="Times New Roman" w:eastAsia="宋体"/>
-                <w:b w:val="0"/>
-                <w:color w:val="191919"/>
-                <w:sz w:val="19"/>
-              </w:rPr>
               <w:t>【出场人物】赵左右、林开颜（小雪）、荀未来、赵了</w:t>
               <w:br/>
-              <w:t>【本场戏剧功能与导演调度任务】雪后的长林八中红砖教学楼前广场上，身穿白色长款羽绒服、系着墨绿色针织围巾的十六岁赵左右正挥动铁锹清扫包干区的积雪；不远处，戴着黑框眼镜、身穿军绿色翻毛领工装外套的小雪也拿着一把铁锹卖力地铲着雪。赵左右停下动作，转头看了她一眼。 小雪一边铲雪一边老实地回答。</w:t>
+              <w:t>【本场戏剧功能与导演调度任务】【片尾断章/高潮尾钩（Cliffhanger）调度】以「外/内　八中红砖教学楼前雪地·第八中学电车站与54路有轨电车·大巴车烧烤摊 — 日/夜」为物理容器，聚焦（赵左右、林开颜（小雪）、荀未来、赵了）的对手戏力场，核心导演任务在于：引爆学业分科抉择、少年良知与同窗义气冲突。</w:t>
               <w:br/>
               <w:t>【完整剧情推进与动作细节】雪后的长林八中红砖教学楼前广场上，身穿白色长款羽绒服、系着墨绿色针织围巾的十六岁赵左右正挥动铁锹清扫包干区的积雪；不远处，戴着黑框眼镜、身穿军绿色翻毛领工装外套的小雪也拿着一把铁锹卖力地铲着雪。赵左右停下动作，转头看了她一眼。 小雪一边铲雪一边老实地回答。 赵左右把铁锹往雪地里一插，语气缓和了几分劝她回去。 小雪擦了擦额头的汗，露出一个真心的笑容。 赵左右看着她冻红的鼻尖，忍不住直白地戳破她的执念。 小雪停下铁锹，望着漫天洁白的雪景，语气平静而坦然地说出了自己这三个月的心境蜕变。 夜幕降临，风雪交加。十六岁的赵左右背着黑色双肩包，在“第八中学站”登上了叮当驶来的54路有轨电车。车厢广播响起：“下车的乘客请准备，第八中学站到了……”赵左右坐到木制车厢座椅上，从兜里掏出诺基亚滑盖手机，翻到通讯录里【荀未来】的名字按下拨通键。 电话那头立刻传来了四十一岁荀未来熟悉而温暖的声音——与此同时，镜头一转，身穿红毛衣配军绿夹克的荀未来与头戴黑棒球帽、身穿米白羽绒服的六十六岁赵了，竟然真的就坐在电车车厢的前排座位上！</w:t>
               <w:br/>
@@ -1436,21 +1359,10 @@
             </w:tcMar>
           </w:tcPr>
           <w:p>
-            <w:pPr>
-              <w:spacing w:before="40" w:after="40" w:line="341" w:lineRule="auto"/>
-              <w:jc w:val="left"/>
-            </w:pPr>
-            <w:r/>
             <w:r>
-              <w:rPr>
-                <w:rFonts w:ascii="Times New Roman" w:hAnsi="Times New Roman" w:eastAsia="宋体"/>
-                <w:b w:val="0"/>
-                <w:color w:val="191919"/>
-                <w:sz w:val="19"/>
-              </w:rPr>
               <w:t>【出场人物】林开颜（小雪）、赵左右、荀未来、赵了、高尚（电话音）、高尚、门外神秘男声（画外音）</w:t>
               <w:br/>
-              <w:t>【本场戏剧功能与导演调度任务】次日白天，长林八中堆满废旧课桌椅的杂物间铁栅栏门前。身穿白羽绒服内搭酒红格纹连帽卫衣的十六岁赵左右双手插兜靠门而立，按照三代人商定好的剧本，面沉似水地向小雪抛出了“赵爷爷已成植物人”的假消息！小雪惊得倒吸一口凉气。 赵左右冷冷地盯着她的眼睛，把责任一推到底，仔细观察着她的微表情。</w:t>
+              <w:t>【本场戏剧功能与导演调度任务】【片尾断章/高潮尾钩（Cliffhanger）调度】以「内　学校杂物间门前·502室卧室·地下旧物仓库黄色电话亭与2058高尚办公室 — 日」为物理容器，聚焦（林开颜（小雪）、赵左右、荀未来、赵了、高尚（电话音）、高尚、门外神秘男声（画外音））的对手戏力场，核心导演任务在于：通过生活化微动作与潜台词交锋外化角色心理位移，衔接前后场因果链条。</w:t>
               <w:br/>
               <w:t>【完整剧情推进与动作细节】次日白天，长林八中堆满废旧课桌椅的杂物间铁栅栏门前。身穿白羽绒服内搭酒红格纹连帽卫衣的十六岁赵左右双手插兜靠门而立，按照三代人商定好的剧本，面沉似水地向小雪抛出了“赵爷爷已成植物人”的假消息！小雪惊得倒吸一口凉气。 赵左右冷冷地盯着她的眼睛，把责任一推到底，仔细观察着她的微表情。 小雪脸色煞白，嘴唇剧烈颤抖着追问。 赵左右故意用刺耳的反话试探她是不是巴不得赵爷爷永远闭嘴。 小雪眼圈泛红，难以置信地望着赵左右。 赵左右冷哼一声，转身便往楼下走。 十几分钟后，赵左右领着忐忑不安的小雪走上老居民楼五楼，掏出钥匙打开五零二室大门走进卧室。只见六十六岁的赵了鼻孔插着吸氧管、双目紧闭地“昏迷”在床上；身穿深墨绿色拉链毛衣的四十一岁荀未来守在床边，一见小雪进门便猛地站起身怒目而视！ 看着病榻上毫无生气的老人，小雪没有半点灭口成功的庆幸，反而愧疚得深深低下头。</w:t>
               <w:br/>

--- a/01_《三人行》全24集全流程标杆成品库/03_剧作结构、悬念节奏与视听解码/EP21_《三人行》第二十一集《当雪落下》剧作结构、悬念节奏与视听解码.docx
+++ b/01_《三人行》全24集全流程标杆成品库/03_剧作结构、悬念节奏与视听解码/EP21_《三人行》第二十一集《当雪落下》剧作结构、悬念节奏与视听解码.docx
@@ -218,8 +218,6 @@
                 <w:b/>
               </w:rPr>
               <w:t>假旧款粉色MP3与八中初雪操场的新雪人</w:t>
-              <w:br/>
-              <w:t>（21-5至21-11场）</w:t>
             </w:r>
           </w:p>
         </w:tc>
@@ -270,8 +268,6 @@
                 <w:b/>
               </w:rPr>
               <w:t>唤醒植物人赵了的初雪操场DV录像</w:t>
-              <w:br/>
-              <w:t>（21-12场）</w:t>
             </w:r>
           </w:p>
         </w:tc>
@@ -322,8 +318,6 @@
                 <w:b/>
               </w:rPr>
               <w:t>502室密码“000000”的电子保险箱</w:t>
-              <w:br/>
-              <w:t>（21-15场）</w:t>
             </w:r>
           </w:p>
         </w:tc>
@@ -381,7 +375,7 @@
           <w:color w:val="141414"/>
           <w:sz w:val="21"/>
         </w:rPr>
-        <w:t>• 多角色跨时空认知差与戏剧反讽设计（C账）：【502假植物人试探计与高尚揭穿“三个赵左右”惊天事故】① 小雪的伪装破产与真心流露：小雪奉高尚之命化名“林开颜”转入高二（2）班想哄骗小赵找赵先生签和解书，在食堂被小赵用“我是92年生，你爸妈是00后？”一句话算穿底裤；② 假植物人试探局：第21-9场66岁赵了早已在荒村看着徐图图雪地DV苏醒并回502打开了“000000”保险箱，但三代人故意由赵了躺在502床上假装植物人、小赵在杂物间门前向小雪抛出“赵爷爷已成植物人，死了反倒是解脱”的假消息，成功试出已被徐图图感化的小雪真心地跪地痛哭忏悔；③ 片尾2058终极核爆：小雪满心欢喜回2058送和解协议，高尚却翻出009号绝密档案揭穿“三个赵左右同时存在于2008年”！</w:t>
+        <w:t>• 多角色跨时空认知差与戏剧反讽设计（C账）：【502假植物人试探计与高尚揭穿“三个赵左右”惊天事故】① 小雪的伪装破产与真心流露：小雪奉高尚之命化名“林开颜”转入高二（2）班想哄骗小赵找赵先生签和解书，在食堂被小赵用“我是92年生，你爸妈是00后？”一句话算穿底裤；② 假植物人试探局：66岁赵了早已在荒村看着徐图图雪地DV苏醒并回502打开了“000000”保险箱，但三代人故意由赵了躺在502床上假装植物人、小赵在杂物间门前向小雪抛出“赵爷爷已成植物人，死了反倒是解脱”的假消息，成功试出已被徐图图感化的小雪真心地跪地痛哭忏悔；③ 片尾2058终极核爆：小雪满心欢喜回2058送和解协议，高尚却翻出009号绝密档案揭穿“三个赵左右同时存在于2008年”！</w:t>
       </w:r>
     </w:p>
     <w:p>
@@ -397,7 +391,7 @@
           <w:color w:val="141414"/>
           <w:sz w:val="21"/>
         </w:rPr>
-        <w:t>• 起承转合五幕戏剧节拍与冷开场/强尾钩排布（B账）：• 冷开场（21-1至21-3）：2058副总裁办公室高尚痛斥小雪差点成杀人犯，命她回2008求赵先生签和解书；2008年9月高二（2）班开学，罗爱文坐最后一排“雅座”欢呼，戴娟领进转校生林开颜（小雪）安排坐赵左右同桌； • 第一幕（21-3后半至21-4）：食堂里小雪端餐盘套近乎，被小赵犀利推算“我是92年生，你比我小一岁半，你爸妈是00后？”激得拍桌爆出“老娘大学都毕业了！”，戴娟走来小雪秒怂；体育馆看台小赵与徐图图喝汽水相约考北京；小雪跟踪至501门外说漏嘴“拿菠萝汁害赵爷爷”被小赵摔门； • 第二幕（21-5至21-6）：徐图图四件暖事感化小雪——①小雪买零食讨好遭王一漫罗爱文拒收；②小雪在路边摊被骗买成七八年前旧款粉色MP3送徐图图遭嘲笑，徐图图立刻戴上解围“我就爱用复古款，衣不如故人不如新”；③食堂里徐图图拉拿零食下饭的小雪同桌请吃汉堡套餐；④教室午休时徐图图将蓝白校服披在熟睡的小雪肩上并悄悄塞回MP3；小雪扮“长林速递”跑腿员在501门口递上“Orz.”信封与两张费秦演唱会门票获小赵付300元； • 第三幕（21-7）：三个月后冬日初雪，徐图图拉躲在树后的小雪与小赵、王一漫（执着搓正圆雪球）、罗爱文在操场欢笑堆雪人；与此同时荒村破屋里，炕头笔记本电脑循环播放着小赵拍下的“徐图图雪地奔跑堆雪人”DV，66岁植物人赵了眼角滑落一滴热泪奇迹苏醒（“闹铃没响，把奥运会都睡过去了……吃了吗？”），回502室用六个零“000000”打开保险箱，握住荀未来的手许下“关于赵左右的一切，我们三个共同面对”！ • 第四幕（21-8至21-9前半）：小雪主动帮发烧的徐图图铲雪；16岁、41岁、66岁三代赵左右在54路有轨电车与烧烤大巴车重逢碰瓶高呼“每个年龄段的赵左右都是最牛的！”；次日三代人设下“假植物人局”试出小雪真心悔过，签下和解书，小雪在夕阳课桌上画下三个女生笑脸颜文字； • 第五幕尾钩（21-9后半）：小雪回2058向高尚递交和解协议，高尚却从保险柜翻出【LO-01M1/009】黑色绝密档案盒，比对时间骇然揭穿：“荀未来是赵左右，赵先生也是赵左右——三个赵左右同时存在于2008年！这简直是时空旅行史上最大的事故！”门外随即响起“时空管理局”的敲门声！</w:t>
+        <w:t>• 起承转合五幕戏剧节拍与冷开场/强尾钩排布（B账）：• 冷开场：2058副总裁办公室高尚痛斥小雪差点成杀人犯，命她回2008求赵先生签和解书；2008年9月高二（2）班开学，罗爱文坐最后一排“雅座”欢呼，戴娟领进转校生林开颜（小雪）安排坐赵左右同桌； • 第一幕（21-3后半至21-4）：食堂里小雪端餐盘套近乎，被小赵犀利推算“我是92年生，你比我小一岁半，你爸妈是00后？”激得拍桌爆出“老娘大学都毕业了！”，戴娟走来小雪秒怂；体育馆看台小赵与徐图图喝汽水相约考北京；小雪跟踪至501门外说漏嘴“拿菠萝汁害赵爷爷”被小赵摔门； • 第二幕：徐图图四件暖事感化小雪——①小雪买零食讨好遭王一漫罗爱文拒收；②小雪在路边摊被骗买成七八年前旧款粉色MP3送徐图图遭嘲笑，徐图图立刻戴上解围“我就爱用复古款，衣不如故人不如新”；③食堂里徐图图拉拿零食下饭的小雪同桌请吃汉堡套餐；④教室午休时徐图图将蓝白校服披在熟睡的小雪肩上并悄悄塞回MP3；小雪扮“长林速递”跑腿员在501门口递上“Orz.”信封与两张费秦演唱会门票获小赵付300元； • 第三幕：三个月后冬日初雪，徐图图拉躲在树后的小雪与小赵、王一漫（执着搓正圆雪球）、罗爱文在操场欢笑堆雪人；与此同时荒村破屋里，炕头笔记本电脑循环播放着小赵拍下的“徐图图雪地奔跑堆雪人”DV，66岁植物人赵了眼角滑落一滴热泪奇迹苏醒（“闹铃没响，把奥运会都睡过去了……吃了吗？”），回502室用六个零“000000”打开保险箱，握住荀未来的手许下“关于赵左右的一切，我们三个共同面对”！ • 第四幕（21-8至21-9前半）：小雪主动帮发烧的徐图图铲雪；16岁、41岁、66岁三代赵左右在54路有轨电车与烧烤大巴车重逢碰瓶高呼“每个年龄段的赵左右都是最牛的！”；次日三代人设下“假植物人局”试出小雪真心悔过，签下和解书，小雪在夕阳课桌上画下三个女生笑脸颜文字； • 第五幕尾钩（21-9后半）：小雪回2058向高尚递交和解协议，高尚却从保险柜翻出【LO-01M1/009】黑色绝密档案盒，比对时间骇然揭穿：“荀未来是赵左右，赵先生也是赵左右——三个赵左右同时存在于2008年！这简直是时空旅行史上最大的事故！”门外随即响起“时空管理局”的敲门声！</w:t>
       </w:r>
     </w:p>
     <w:tbl>
@@ -662,7 +656,7 @@
                 <w:color w:val="191919"/>
                 <w:sz w:val="19"/>
               </w:rPr>
-              <w:t>【502假植物人试探计与高尚揭穿“三个赵左右”惊天事故】① 小雪的伪装破产与真心流露：小雪奉高尚之命化名“林开颜”转入高二（2）班想哄骗小赵找赵先生签和解书，在食堂被小赵用“我是92年生，你爸妈是00后？”一句话算穿底裤；② 假植物人试探局：第21-9场66岁赵了早已在荒村看着徐图图雪地DV苏醒并回502打开了“000000”保险箱，但三代人故意由赵了躺在502床上假装植物人、小赵在杂物间门前向小雪抛出“赵爷爷已成植物人，死了反倒是解脱”的假消息，成功试出已被徐图图感化的小雪真心地跪地痛哭忏悔；③ 片尾2058终极核爆：小雪满心欢喜回2058送和解协议，高尚却翻出009号绝密档案揭穿“三个赵左右同时存在于2008年”！</w:t>
+              <w:t>【502假植物人试探计与高尚揭穿“三个赵左右”惊天事故】① 小雪的伪装破产与真心流露：小雪奉高尚之命化名“林开颜”转入高二（2）班想哄骗小赵找赵先生签和解书，在食堂被小赵用“我是92年生，你爸妈是00后？”一句话算穿底裤；② 假植物人试探局：66岁赵了早已在荒村看着徐图图雪地DV苏醒并回502打开了“000000”保险箱，但三代人故意由赵了躺在502床上假装植物人、小赵在杂物间门前向小雪抛出“赵爷爷已成植物人，死了反倒是解脱”的假消息，成功试出已被徐图图感化的小雪真心地跪地痛哭忏悔；③ 片尾2058终极核爆：小雪满心欢喜回2058送和解协议，高尚却翻出009号绝密档案揭穿“三个赵左右同时存在于2008年”！</w:t>
             </w:r>
           </w:p>
         </w:tc>
@@ -727,13 +721,13 @@
                 <w:color w:val="191919"/>
                 <w:sz w:val="19"/>
               </w:rPr>
-              <w:t>• 冷开场（21-1至21-3）：2058副总裁办公室高尚痛斥小雪差点成杀人犯，命她回2008求赵先生签和解书；2008年9月高二（2）班开学，罗爱文坐最后一排“雅座”欢呼，戴娟领进转校生林开颜（小雪）安排坐赵左右同桌；</w:t>
+              <w:t>• 冷开场：2058副总裁办公室高尚痛斥小雪差点成杀人犯，命她回2008求赵先生签和解书；2008年9月高二（2）班开学，罗爱文坐最后一排“雅座”欢呼，戴娟领进转校生林开颜（小雪）安排坐赵左右同桌；</w:t>
               <w:br/>
               <w:t>• 第一幕（21-3后半至21-4）：食堂里小雪端餐盘套近乎，被小赵犀利推算“我是92年生，你比我小一岁半，你爸妈是00后？”激得拍桌爆出“老娘大学都毕业了！”，戴娟走来小雪秒怂；体育馆看台小赵与徐图图喝汽水相约考北京；小雪跟踪至501门外说漏嘴“拿菠萝汁害赵爷爷”被小赵摔门；</w:t>
               <w:br/>
-              <w:t>• 第二幕（21-5至21-6）：徐图图四件暖事感化小雪——①小雪买零食讨好遭王一漫罗爱文拒收；②小雪在路边摊被骗买成七八年前旧款粉色MP3送徐图图遭嘲笑，徐图图立刻戴上解围“我就爱用复古款，衣不如故人不如新”；③食堂里徐图图拉拿零食下饭的小雪同桌请吃汉堡套餐；④教室午休时徐图图将蓝白校服披在熟睡的小雪肩上并悄悄塞回MP3；小雪扮“长林速递”跑腿员在501门口递上“Orz.”信封与两张费秦演唱会门票获小赵付300元；</w:t>
+              <w:t>• 第二幕：徐图图四件暖事感化小雪——①小雪买零食讨好遭王一漫罗爱文拒收；②小雪在路边摊被骗买成七八年前旧款粉色MP3送徐图图遭嘲笑，徐图图立刻戴上解围“我就爱用复古款，衣不如故人不如新”；③食堂里徐图图拉拿零食下饭的小雪同桌请吃汉堡套餐；④教室午休时徐图图将蓝白校服披在熟睡的小雪肩上并悄悄塞回MP3；小雪扮“长林速递”跑腿员在501门口递上“Orz.”信封与两张费秦演唱会门票获小赵付300元；</w:t>
               <w:br/>
-              <w:t>• 第三幕（21-7）：三个月后冬日初雪，徐图图拉躲在树后的小雪与小赵、王一漫（执着搓正圆雪球）、罗爱文在操场欢笑堆雪人；与此同时荒村破屋里，炕头笔记本电脑循环播放着小赵拍下的“徐图图雪地奔跑堆雪人”DV，66岁植物人赵了眼角滑落一滴热泪奇迹苏醒（“闹铃没响，把奥运会都睡过去了……吃了吗？”），回502室用六个零“000000”打开保险箱，握住荀未来的手许下“关于赵左右的一切，我们三个共同面对”！</w:t>
+              <w:t>• 第三幕：三个月后冬日初雪，徐图图拉躲在树后的小雪与小赵、王一漫（执着搓正圆雪球）、罗爱文在操场欢笑堆雪人；与此同时荒村破屋里，炕头笔记本电脑循环播放着小赵拍下的“徐图图雪地奔跑堆雪人”DV，66岁植物人赵了眼角滑落一滴热泪奇迹苏醒（“闹铃没响，把奥运会都睡过去了……吃了吗？”），回502室用六个零“000000”打开保险箱，握住荀未来的手许下“关于赵左右的一切，我们三个共同面对”！</w:t>
               <w:br/>
               <w:t>• 第四幕（21-8至21-9前半）：小雪主动帮发烧的徐图图铲雪；16岁、41岁、66岁三代赵左右在54路有轨电车与烧烤大巴车重逢碰瓶高呼“每个年龄段的赵左右都是最牛的！”；次日三代人设下“假植物人局”试出小雪真心悔过，签下和解书，小雪在夕阳课桌上画下三个女生笑脸颜文字；</w:t>
               <w:br/>
@@ -2626,7 +2620,7 @@
                 <w:color w:val="191919"/>
                 <w:sz w:val="19"/>
               </w:rPr>
-              <w:t>seg01 @ 00:30.0 (第21-1场)</w:t>
+              <w:t xml:space="preserve">seg01 @ 00:30.0 </w:t>
               <w:br/>
               <w:t>（场次：特约演员）</w:t>
             </w:r>
@@ -2683,7 +2677,7 @@
               <w:jc w:val="left"/>
             </w:pPr>
             <w:r>
-              <w:t>seg01 @ 00:55.0 (第21-1场)</w:t>
+              <w:t xml:space="preserve">seg01 @ 00:55.0 </w:t>
               <w:br/>
               <w:t>（场次：）</w:t>
             </w:r>
@@ -2740,7 +2734,7 @@
               <w:jc w:val="left"/>
             </w:pPr>
             <w:r>
-              <w:t>seg02 @ 05:35.0 (第21-3场)</w:t>
+              <w:t xml:space="preserve">seg02 @ 05:35.0 </w:t>
               <w:br/>
               <w:t>（场次：）</w:t>
             </w:r>
@@ -2797,7 +2791,7 @@
               <w:jc w:val="left"/>
             </w:pPr>
             <w:r>
-              <w:t>seg02 @ 06:05.0 (第21-3场)</w:t>
+              <w:t xml:space="preserve">seg02 @ 06:05.0 </w:t>
               <w:br/>
               <w:t>（场次：）</w:t>
             </w:r>
@@ -2854,7 +2848,7 @@
               <w:jc w:val="left"/>
             </w:pPr>
             <w:r>
-              <w:t>seg02 @ 07:30.0 (第21-3场)</w:t>
+              <w:t xml:space="preserve">seg02 @ 07:30.0 </w:t>
               <w:br/>
               <w:t>（场次：）</w:t>
             </w:r>
@@ -2911,7 +2905,7 @@
               <w:jc w:val="left"/>
             </w:pPr>
             <w:r>
-              <w:t>seg03 @ 10:00.0 (第21-4场)</w:t>
+              <w:t xml:space="preserve">seg03 @ 10:00.0 </w:t>
               <w:br/>
               <w:t>（场次：＆）</w:t>
             </w:r>
@@ -2968,7 +2962,7 @@
               <w:jc w:val="left"/>
             </w:pPr>
             <w:r>
-              <w:t>seg03 @ 12:00.0 (第21-4场)</w:t>
+              <w:t xml:space="preserve">seg03 @ 12:00.0 </w:t>
               <w:br/>
               <w:t>（场次：＆）</w:t>
             </w:r>
@@ -3025,7 +3019,7 @@
               <w:jc w:val="left"/>
             </w:pPr>
             <w:r>
-              <w:t>seg04 @ 13:55.0 (第21-4场)</w:t>
+              <w:t xml:space="preserve">seg04 @ 13:55.0 </w:t>
               <w:br/>
               <w:t>（场次：＆）</w:t>
             </w:r>

--- a/01_《三人行》全24集全流程标杆成品库/03_剧作结构、悬念节奏与视听解码/EP21_《三人行》第二十一集《当雪落下》剧作结构、悬念节奏与视听解码.docx
+++ b/01_《三人行》全24集全流程标杆成品库/03_剧作结构、悬念节奏与视听解码/EP21_《三人行》第二十一集《当雪落下》剧作结构、悬念节奏与视听解码.docx
@@ -471,9 +471,7 @@
         </w:tc>
       </w:tr>
       <w:tr>
-        <w:trPr>
-          <w:cantSplit/>
-        </w:trPr>
+        <w:trPr/>
         <w:tc>
           <w:tcPr>
             <w:tcW w:type="dxa" w:w="2808"/>
@@ -534,9 +532,7 @@
         </w:tc>
       </w:tr>
       <w:tr>
-        <w:trPr>
-          <w:cantSplit/>
-        </w:trPr>
+        <w:trPr/>
         <w:tc>
           <w:tcPr>
             <w:tcW w:type="dxa" w:w="2808"/>
@@ -599,9 +595,7 @@
         </w:tc>
       </w:tr>
       <w:tr>
-        <w:trPr>
-          <w:cantSplit/>
-        </w:trPr>
+        <w:trPr/>
         <w:tc>
           <w:tcPr>
             <w:tcW w:type="dxa" w:w="2808"/>
@@ -662,9 +656,7 @@
         </w:tc>
       </w:tr>
       <w:tr>
-        <w:trPr>
-          <w:cantSplit/>
-        </w:trPr>
+        <w:trPr/>
         <w:tc>
           <w:tcPr>
             <w:tcW w:type="dxa" w:w="2808"/>
@@ -845,9 +837,7 @@
         </w:tc>
       </w:tr>
       <w:tr>
-        <w:trPr>
-          <w:cantSplit/>
-        </w:trPr>
+        <w:trPr/>
         <w:tc>
           <w:tcPr>
             <w:tcW w:type="dxa" w:w="2880"/>
@@ -901,9 +891,7 @@
         </w:tc>
       </w:tr>
       <w:tr>
-        <w:trPr>
-          <w:cantSplit/>
-        </w:trPr>
+        <w:trPr/>
         <w:tc>
           <w:tcPr>
             <w:tcW w:type="dxa" w:w="2880"/>
@@ -968,9 +956,7 @@
         </w:tc>
       </w:tr>
       <w:tr>
-        <w:trPr>
-          <w:cantSplit/>
-        </w:trPr>
+        <w:trPr/>
         <w:tc>
           <w:tcPr>
             <w:tcW w:type="dxa" w:w="2880"/>
@@ -1024,9 +1010,7 @@
         </w:tc>
       </w:tr>
       <w:tr>
-        <w:trPr>
-          <w:cantSplit/>
-        </w:trPr>
+        <w:trPr/>
         <w:tc>
           <w:tcPr>
             <w:tcW w:type="dxa" w:w="2880"/>
@@ -1082,9 +1066,7 @@
         </w:tc>
       </w:tr>
       <w:tr>
-        <w:trPr>
-          <w:cantSplit/>
-        </w:trPr>
+        <w:trPr/>
         <w:tc>
           <w:tcPr>
             <w:tcW w:type="dxa" w:w="2880"/>
@@ -1138,9 +1120,7 @@
         </w:tc>
       </w:tr>
       <w:tr>
-        <w:trPr>
-          <w:cantSplit/>
-        </w:trPr>
+        <w:trPr/>
         <w:tc>
           <w:tcPr>
             <w:tcW w:type="dxa" w:w="2880"/>
@@ -1196,9 +1176,7 @@
         </w:tc>
       </w:tr>
       <w:tr>
-        <w:trPr>
-          <w:cantSplit/>
-        </w:trPr>
+        <w:trPr/>
         <w:tc>
           <w:tcPr>
             <w:tcW w:type="dxa" w:w="2880"/>
@@ -1252,9 +1230,7 @@
         </w:tc>
       </w:tr>
       <w:tr>
-        <w:trPr>
-          <w:cantSplit/>
-        </w:trPr>
+        <w:trPr/>
         <w:tc>
           <w:tcPr>
             <w:tcW w:type="dxa" w:w="2880"/>
@@ -1310,9 +1286,7 @@
         </w:tc>
       </w:tr>
       <w:tr>
-        <w:trPr>
-          <w:cantSplit/>
-        </w:trPr>
+        <w:trPr/>
         <w:tc>
           <w:tcPr>
             <w:tcW w:type="dxa" w:w="2880"/>
@@ -1522,9 +1496,7 @@
         </w:tc>
       </w:tr>
       <w:tr>
-        <w:trPr>
-          <w:cantSplit/>
-        </w:trPr>
+        <w:trPr/>
         <w:tc>
           <w:tcPr>
             <w:tcW w:type="dxa" w:w="2880"/>
@@ -1593,9 +1565,7 @@
         </w:tc>
       </w:tr>
       <w:tr>
-        <w:trPr>
-          <w:cantSplit/>
-        </w:trPr>
+        <w:trPr/>
         <w:tc>
           <w:tcPr>
             <w:tcW w:type="dxa" w:w="2880"/>
@@ -1662,9 +1632,7 @@
         </w:tc>
       </w:tr>
       <w:tr>
-        <w:trPr>
-          <w:cantSplit/>
-        </w:trPr>
+        <w:trPr/>
         <w:tc>
           <w:tcPr>
             <w:tcW w:type="dxa" w:w="2880"/>
@@ -1733,9 +1701,7 @@
         </w:tc>
       </w:tr>
       <w:tr>
-        <w:trPr>
-          <w:cantSplit/>
-        </w:trPr>
+        <w:trPr/>
         <w:tc>
           <w:tcPr>
             <w:tcW w:type="dxa" w:w="2880"/>
@@ -1806,9 +1772,7 @@
         </w:tc>
       </w:tr>
       <w:tr>
-        <w:trPr>
-          <w:cantSplit/>
-        </w:trPr>
+        <w:trPr/>
         <w:tc>
           <w:tcPr>
             <w:tcW w:type="dxa" w:w="2880"/>
@@ -1877,9 +1841,7 @@
         </w:tc>
       </w:tr>
       <w:tr>
-        <w:trPr>
-          <w:cantSplit/>
-        </w:trPr>
+        <w:trPr/>
         <w:tc>
           <w:tcPr>
             <w:tcW w:type="dxa" w:w="2880"/>
@@ -1950,9 +1912,7 @@
         </w:tc>
       </w:tr>
       <w:tr>
-        <w:trPr>
-          <w:cantSplit/>
-        </w:trPr>
+        <w:trPr/>
         <w:tc>
           <w:tcPr>
             <w:tcW w:type="dxa" w:w="2880"/>
@@ -2021,9 +1981,7 @@
         </w:tc>
       </w:tr>
       <w:tr>
-        <w:trPr>
-          <w:cantSplit/>
-        </w:trPr>
+        <w:trPr/>
         <w:tc>
           <w:tcPr>
             <w:tcW w:type="dxa" w:w="2880"/>
@@ -2094,9 +2052,7 @@
         </w:tc>
       </w:tr>
       <w:tr>
-        <w:trPr>
-          <w:cantSplit/>
-        </w:trPr>
+        <w:trPr/>
         <w:tc>
           <w:tcPr>
             <w:tcW w:type="dxa" w:w="2880"/>
@@ -2273,9 +2229,7 @@
         </w:tc>
       </w:tr>
       <w:tr>
-        <w:trPr>
-          <w:cantSplit/>
-        </w:trPr>
+        <w:trPr/>
         <w:tc>
           <w:tcPr>
             <w:tcW w:type="dxa" w:w="2808"/>
@@ -2336,9 +2290,7 @@
         </w:tc>
       </w:tr>
       <w:tr>
-        <w:trPr>
-          <w:cantSplit/>
-        </w:trPr>
+        <w:trPr/>
         <w:tc>
           <w:tcPr>
             <w:tcW w:type="dxa" w:w="2808"/>
@@ -2401,9 +2353,7 @@
         </w:tc>
       </w:tr>
       <w:tr>
-        <w:trPr>
-          <w:cantSplit/>
-        </w:trPr>
+        <w:trPr/>
         <w:tc>
           <w:tcPr>
             <w:tcW w:type="dxa" w:w="2808"/>
@@ -2464,9 +2414,7 @@
         </w:tc>
       </w:tr>
       <w:tr>
-        <w:trPr>
-          <w:cantSplit/>
-        </w:trPr>
+        <w:trPr/>
         <w:tc>
           <w:tcPr>
             <w:tcW w:type="dxa" w:w="2808"/>
@@ -2529,9 +2477,7 @@
         </w:tc>
       </w:tr>
       <w:tr>
-        <w:trPr>
-          <w:cantSplit/>
-        </w:trPr>
+        <w:trPr/>
         <w:tc>
           <w:tcPr>
             <w:tcW w:type="dxa" w:w="2808"/>
@@ -2592,9 +2538,7 @@
         </w:tc>
       </w:tr>
       <w:tr>
-        <w:trPr>
-          <w:cantSplit/>
-        </w:trPr>
+        <w:trPr/>
         <w:tc>
           <w:tcPr>
             <w:tcW w:type="dxa" w:w="2808"/>
@@ -2657,9 +2601,7 @@
         </w:tc>
       </w:tr>
       <w:tr>
-        <w:trPr>
-          <w:cantSplit/>
-        </w:trPr>
+        <w:trPr/>
         <w:tc>
           <w:tcPr>
             <w:tcW w:type="dxa" w:w="2808"/>
@@ -2713,9 +2655,7 @@
         </w:tc>
       </w:tr>
       <w:tr>
-        <w:trPr>
-          <w:cantSplit/>
-        </w:trPr>
+        <w:trPr/>
         <w:tc>
           <w:tcPr>
             <w:tcW w:type="dxa" w:w="2808"/>
@@ -2771,9 +2711,7 @@
         </w:tc>
       </w:tr>
       <w:tr>
-        <w:trPr>
-          <w:cantSplit/>
-        </w:trPr>
+        <w:trPr/>
         <w:tc>
           <w:tcPr>
             <w:tcW w:type="dxa" w:w="2808"/>
@@ -2827,9 +2765,7 @@
         </w:tc>
       </w:tr>
       <w:tr>
-        <w:trPr>
-          <w:cantSplit/>
-        </w:trPr>
+        <w:trPr/>
         <w:tc>
           <w:tcPr>
             <w:tcW w:type="dxa" w:w="2808"/>
@@ -2885,9 +2821,7 @@
         </w:tc>
       </w:tr>
       <w:tr>
-        <w:trPr>
-          <w:cantSplit/>
-        </w:trPr>
+        <w:trPr/>
         <w:tc>
           <w:tcPr>
             <w:tcW w:type="dxa" w:w="2808"/>
@@ -2941,9 +2875,7 @@
         </w:tc>
       </w:tr>
       <w:tr>
-        <w:trPr>
-          <w:cantSplit/>
-        </w:trPr>
+        <w:trPr/>
         <w:tc>
           <w:tcPr>
             <w:tcW w:type="dxa" w:w="2808"/>
@@ -2999,9 +2931,7 @@
         </w:tc>
       </w:tr>
       <w:tr>
-        <w:trPr>
-          <w:cantSplit/>
-        </w:trPr>
+        <w:trPr/>
         <w:tc>
           <w:tcPr>
             <w:tcW w:type="dxa" w:w="2808"/>
